--- a/lab02/relatorio/Relatorio_Laboratorio_Lab02.docx
+++ b/lab02/relatorio/Relatorio_Laboratorio_Lab02.docx
@@ -382,7 +382,7 @@
         <w:rPr>
           <w:lang w:val="pt-BR"/>
         </w:rPr>
-        <w:t xml:space="preserve">Ferramentas de IA generativa tornaram-se onipresentes no desenvolvimento de software, no entanto, ainda há pouca evidência controlada e reprodutível sobre seu real impacto em produtividade e qualidade (a maior parte do que se avalia baseia-se em evidência anedótica). Este laboratório investiga quantitativamente os efeitos do uso de um assistente de IA na resolução de tarefas de programação, através do acompanhamento de métricas de tempo, sucesso e manutenibilidade estrutural.</w:t>
+        <w:t xml:space="preserve">Ferramentas de IA generativa tornaram-se onipresentes no desenvolvimento de software, no entanto, ainda há pouca evidência controlada e reproduzível sobre seu real impacto em produtividade e qualidade (a maior parte do que se avalia baseia-se em evidência anedótica). Este laboratório investiga quantitativamente os efeitos do uso de um assistente de IA na resolução de tarefas de programação, através do acompanhamento de métricas de tempo, sucesso e manutenibilidade estrutural.</w:t>
       </w:r>
     </w:p>
     <w:p>
@@ -538,7 +538,7 @@
         <w:rPr>
           <w:lang w:val="pt-BR"/>
         </w:rPr>
-        <w:t xml:space="preserve">Inovação proposta (30%): Além das métricas fundamentais exigidas (Tempo, Taxa de Sucesso, Complexidade e Duplicação), propomos a aferíção do Índice de Manutenibilidade (MI – Maintainability Index) como métrica composta adicional para a RQ3.</w:t>
+        <w:t xml:space="preserve">Inovação proposta (30%): Além das métricas fundamentais exigidas (Tempo, Taxa de Sucesso, Complexidade e Duplicação), propomos a aferição do Índice de Manutenibilidade (MI - Maintainability Index) como métrica composta adicional para a RQ3.</w:t>
       </w:r>
     </w:p>
     <w:p>
@@ -567,7 +567,7 @@
         <w:rPr>
           <w:lang w:val="pt-BR"/>
         </w:rPr>
-        <w:t xml:space="preserve">Este laboratório insere-se na S02 do projeto e consiste na execução controlada de Katas (exercícios de programação de dificuldade padronizada) em Python. A metodologia baseia-se num experimento crossover within-subject contrabalançado (cada membro atua como controle de si mesmo, resolvendo parte dos katas manualmente e parte com auxílio da IA).</w:t>
+        <w:t xml:space="preserve">Este laboratório insere-se na S02 do projeto e consiste na execução controlada de Katas (exercícios de programação de dificuldade padronizada) em Python. A metodologia baseia-se num experimento crossover within-subject contrabalanceado (cada membro atua como controle de si mesmo, resolvendo parte dos katas manualmente e parte com auxílio da IA).</w:t>
       </w:r>
     </w:p>
     <w:p>
@@ -653,7 +653,7 @@
         <w:rPr>
           <w:lang w:val="pt-BR"/>
         </w:rPr>
-        <w:t xml:space="preserve">Tempo Viciado por Extração "One-Shot": Os tempos capturados na abordagem "com IA" foram irrealisticamente baixos (mediana ~41s), pois a interação resumiu-se ao desenvolvedor copiar e colar o problema inteiro para a IA, e em seguida colar a solução one-shot de volta no editor.</w:t>
+        <w:t xml:space="preserve">Tempo Viciado por Extração "One-Shot": Os tempos capturados na abordagem "com IA" foram irrealisticamente baixos (mediana ~41s), pois a interação resumiu-se ao desenvolvedor, pelo terminal (Claude Code), passar o enunciado inteiro do kata ao agente, que gerava a solução one-shot diretamente no arquivo, sem iteração incremental.</w:t>
       </w:r>
     </w:p>
     <w:p>
@@ -1121,7 +1121,7 @@
         <w:rPr>
           <w:lang w:val="pt-BR"/>
         </w:rPr>
-        <w:t xml:space="preserve">IA Generativa: Claude (Anthropic). (Interface e versão utilizadas: [Preencher modelo e interface])</w:t>
+        <w:t xml:space="preserve">IA Generativa: Claude (Anthropic). (Interface: Claude Code, via terminal/CLI. Modelo: [Preencher modelo])</w:t>
       </w:r>
     </w:p>
     <w:p>
@@ -1652,7 +1652,7 @@
         <w:rPr>
           <w:lang w:val="pt-BR"/>
         </w:rPr>
-        <w:t xml:space="preserve">Propôsemos a coleta e a avaliação do MI através do pacote radon mi. O racional baseia-se na insuficiência da métrica de complexidade isolada. Ao injetarmos o Índice de Manutenibilidade, unimos num só número o volume de Halstead, a complexidade ciclomática e o fator LOC. A hipótese central foi avaliar se a resposta one-shot do Claude criaria rotinas mais "complexas" estruturalmente, mas simultaneamente compensadas em um código mais manutenível (MI maior).</w:t>
+        <w:t xml:space="preserve">Propusemos a coleta e a avaliação do MI através do pacote radon mi. O racional baseia-se na insuficiência da métrica de complexidade isolada. Ao injetarmos o Índice de Manutenibilidade, unimos num só número o volume de Halstead, a complexidade ciclomática e o fator LOC. A hipótese central foi avaliar se a resposta one-shot do Claude criaria rotinas mais "complexas" estruturalmente, mas simultaneamente compensadas em um código mais manutenível (MI maior).</w:t>
       </w:r>
     </w:p>
     <w:p>
@@ -1912,7 +1912,7 @@
         <w:rPr>
           <w:lang w:val="pt-BR"/>
         </w:rPr>
-        <w:t xml:space="preserve">Quanto às ameaças à validade, os desvios registrados (#60) foram vitais. O contrabalanceamento incompleto concentrou possíveis benefícios de aprendizagem (Athoosz iterou primeiro duas vezes com IA, depois sem IA, criando fadiga invertida). Além disso, o tempo aferido de 41s na IA configura uma falha de construto: mensuramos não o processo de "desenvolver em dupla com a máquina", e sim a "velocidade de copiar prompts e transferir arquivos". A validade externa permanece restrita a projetos acadêmicos e katas one-shot.</w:t>
+        <w:t xml:space="preserve">Quanto às ameaças à validade, os desvios registrados (#60) foram vitais. O contrabalanceamento incompleto concentrou possíveis benefícios de aprendizagem (Athoosz iterou primeiro duas vezes com IA, depois sem IA, criando fadiga invertida). Além disso, o tempo aferido de 41s na IA configura uma falha de construto: mensuramos não o processo de "desenvolver em dupla com a máquina", e sim a "velocidade de delegar o kata inteiro ao agente no terminal e aguardar a geração do arquivo". A validade externa permanece restrita a projetos acadêmicos e katas one-shot.</w:t>
       </w:r>
     </w:p>
     <w:p>
@@ -1999,7 +1999,7 @@
         <w:rPr>
           <w:lang w:val="pt-BR"/>
         </w:rPr>
-        <w:t xml:space="preserve">Substituir a IA como portal externo (Claude) por um copiloto inline, medindo de forma transparente a velocidade de predição e pair-programming sem a barreira do "copiar-colar" one-shot.</w:t>
+        <w:t xml:space="preserve">Restringir o uso do agente no terminal (Claude Code) a interações incrementais, ou compará-lo a um copiloto inline, medindo de forma transparente a velocidade de predição e pair-programming em vez da delegação one-shot do kata inteiro.</w:t>
       </w:r>
     </w:p>
     <w:p>

--- a/lab02/relatorio/Relatorio_Laboratorio_Lab02.docx
+++ b/lab02/relatorio/Relatorio_Laboratorio_Lab02.docx
@@ -1039,6 +1039,58 @@
     </w:p>
     <w:p>
       <w:pPr>
+        <w:keepNext/>
+        <w:spacing w:before="120" w:after="60"/>
+        <w:jc w:val="center"/>
+        <w:rPr>
+          <w:lang w:val="pt-BR"/>
+        </w:rPr>
+      </w:pPr>
+      <w:r>
+        <w:rPr>
+          <w:noProof/>
+          <w:lang w:val="pt-BR"/>
+        </w:rPr>
+        <w:drawing>
+          <wp:inline distT="0" distB="0" distL="0" distR="0">
+            <wp:extent cx="5760720" cy="3122407"/>
+            <wp:effectExtent l="0" t="0" r="0" b="0"/>
+            <wp:docPr id="1001" name="Imagem 1"/>
+            <wp:cNvGraphicFramePr>
+              <a:graphicFrameLocks xmlns:a="http://schemas.openxmlformats.org/drawingml/2006/main" noChangeAspect="1"/>
+            </wp:cNvGraphicFramePr>
+            <a:graphic xmlns:a="http://schemas.openxmlformats.org/drawingml/2006/main">
+              <a:graphicData uri="http://schemas.openxmlformats.org/drawingml/2006/picture">
+                <pic:pic xmlns:pic="http://schemas.openxmlformats.org/drawingml/2006/picture">
+                  <pic:nvPicPr>
+                    <pic:cNvPr id="1001" name="kanban.png"/>
+                    <pic:cNvPicPr/>
+                  </pic:nvPicPr>
+                  <pic:blipFill>
+                    <a:blip r:embed="rIdImg1"/>
+                    <a:stretch>
+                      <a:fillRect/>
+                    </a:stretch>
+                  </pic:blipFill>
+                  <pic:spPr>
+                    <a:xfrm>
+                      <a:off x="0" y="0"/>
+                      <a:ext cx="5760720" cy="3122407"/>
+                    </a:xfrm>
+                    <a:prstGeom prst="rect">
+                      <a:avLst/>
+                    </a:prstGeom>
+                  </pic:spPr>
+                </pic:pic>
+              </a:graphicData>
+            </a:graphic>
+          </wp:inline>
+        </w:drawing>
+      </w:r>
+    </w:p>
+    <w:p>
+      <w:pPr>
+        <w:spacing w:after="200"/>
         <w:jc w:val="center"/>
         <w:rPr>
           <w:lang w:val="pt-BR"/>
@@ -1051,7 +1103,7 @@
           <w:sz w:val="19"/>
           <w:lang w:val="pt-BR"/>
         </w:rPr>
-        <w:t xml:space="preserve">[Inserir aqui o print do quadro Kanban (GitHub Projects) referente ao Sprint 02]</w:t>
+        <w:t xml:space="preserve">Quadro Kanban (GitHub Projects) referente ao Sprint 02.</w:t>
       </w:r>
     </w:p>
     <w:p>
@@ -1739,7 +1791,7 @@
         <w:rPr>
           <w:lang w:val="pt-BR"/>
         </w:rPr>
-        <w:t xml:space="preserve">[Inserir os gráficos aqui, respondendo diretamente as RQs]</w:t>
+        <w:t xml:space="preserve">Os gráficos abaixo foram gerados pelo script src/visualizacao.py a partir de data/trials.csv (12 trials: 6 com IA, 6 sem IA).</w:t>
       </w:r>
     </w:p>
     <w:p>
@@ -1758,17 +1810,140 @@
     </w:p>
     <w:p>
       <w:pPr>
+        <w:keepNext/>
+        <w:spacing w:before="120" w:after="60"/>
+        <w:jc w:val="center"/>
+        <w:rPr>
+          <w:lang w:val="pt-BR"/>
+        </w:rPr>
+      </w:pPr>
+      <w:r>
+        <w:rPr>
+          <w:noProof/>
+          <w:lang w:val="pt-BR"/>
+        </w:rPr>
+        <w:drawing>
+          <wp:inline distT="0" distB="0" distL="0" distR="0">
+            <wp:extent cx="4206240" cy="3505200"/>
+            <wp:effectExtent l="0" t="0" r="0" b="0"/>
+            <wp:docPr id="1002" name="Imagem 2"/>
+            <wp:cNvGraphicFramePr>
+              <a:graphicFrameLocks xmlns:a="http://schemas.openxmlformats.org/drawingml/2006/main" noChangeAspect="1"/>
+            </wp:cNvGraphicFramePr>
+            <a:graphic xmlns:a="http://schemas.openxmlformats.org/drawingml/2006/main">
+              <a:graphicData uri="http://schemas.openxmlformats.org/drawingml/2006/picture">
+                <pic:pic xmlns:pic="http://schemas.openxmlformats.org/drawingml/2006/picture">
+                  <pic:nvPicPr>
+                    <pic:cNvPr id="1002" name="rq1_tempo_boxplot.png"/>
+                    <pic:cNvPicPr/>
+                  </pic:nvPicPr>
+                  <pic:blipFill>
+                    <a:blip r:embed="rIdImg2"/>
+                    <a:stretch>
+                      <a:fillRect/>
+                    </a:stretch>
+                  </pic:blipFill>
+                  <pic:spPr>
+                    <a:xfrm>
+                      <a:off x="0" y="0"/>
+                      <a:ext cx="4206240" cy="3505200"/>
+                    </a:xfrm>
+                    <a:prstGeom prst="rect">
+                      <a:avLst/>
+                    </a:prstGeom>
+                  </pic:spPr>
+                </pic:pic>
+              </a:graphicData>
+            </a:graphic>
+          </wp:inline>
+        </w:drawing>
+      </w:r>
+    </w:p>
+    <w:p>
+      <w:pPr>
         <w:spacing w:after="200"/>
-        <w:ind w:left="198"/>
+        <w:jc w:val="center"/>
         <w:rPr>
           <w:lang w:val="pt-BR"/>
         </w:rPr>
       </w:pPr>
       <w:r>
         <w:rPr>
-          <w:lang w:val="pt-BR"/>
-        </w:rPr>
-        <w:t xml:space="preserve">[Insira aqui o gráfico correspondente]</w:t>
+          <w:i/>
+          <w:color w:val="595959"/>
+          <w:sz w:val="19"/>
+          <w:lang w:val="pt-BR"/>
+        </w:rPr>
+        <w:t xml:space="preserve">Figura 1 – Tempo até o verde por tratamento (escala log). Mediana de 41 s com IA contra 928,5 s sem IA; nenhum trial atingiu o time-box de 35 min.</w:t>
+      </w:r>
+    </w:p>
+    <w:p>
+      <w:pPr>
+        <w:keepNext/>
+        <w:spacing w:before="120" w:after="60"/>
+        <w:jc w:val="center"/>
+        <w:rPr>
+          <w:lang w:val="pt-BR"/>
+        </w:rPr>
+      </w:pPr>
+      <w:r>
+        <w:rPr>
+          <w:noProof/>
+          <w:lang w:val="pt-BR"/>
+        </w:rPr>
+        <w:drawing>
+          <wp:inline distT="0" distB="0" distL="0" distR="0">
+            <wp:extent cx="4937760" cy="3526971"/>
+            <wp:effectExtent l="0" t="0" r="0" b="0"/>
+            <wp:docPr id="1003" name="Imagem 3"/>
+            <wp:cNvGraphicFramePr>
+              <a:graphicFrameLocks xmlns:a="http://schemas.openxmlformats.org/drawingml/2006/main" noChangeAspect="1"/>
+            </wp:cNvGraphicFramePr>
+            <a:graphic xmlns:a="http://schemas.openxmlformats.org/drawingml/2006/main">
+              <a:graphicData uri="http://schemas.openxmlformats.org/drawingml/2006/picture">
+                <pic:pic xmlns:pic="http://schemas.openxmlformats.org/drawingml/2006/picture">
+                  <pic:nvPicPr>
+                    <pic:cNvPr id="1003" name="rq1_tempo_pareado.png"/>
+                    <pic:cNvPicPr/>
+                  </pic:nvPicPr>
+                  <pic:blipFill>
+                    <a:blip r:embed="rIdImg3"/>
+                    <a:stretch>
+                      <a:fillRect/>
+                    </a:stretch>
+                  </pic:blipFill>
+                  <pic:spPr>
+                    <a:xfrm>
+                      <a:off x="0" y="0"/>
+                      <a:ext cx="4937760" cy="3526971"/>
+                    </a:xfrm>
+                    <a:prstGeom prst="rect">
+                      <a:avLst/>
+                    </a:prstGeom>
+                  </pic:spPr>
+                </pic:pic>
+              </a:graphicData>
+            </a:graphic>
+          </wp:inline>
+        </w:drawing>
+      </w:r>
+    </w:p>
+    <w:p>
+      <w:pPr>
+        <w:spacing w:after="200"/>
+        <w:jc w:val="center"/>
+        <w:rPr>
+          <w:lang w:val="pt-BR"/>
+        </w:rPr>
+      </w:pPr>
+      <w:r>
+        <w:rPr>
+          <w:i/>
+          <w:color w:val="595959"/>
+          <w:sz w:val="19"/>
+          <w:lang w:val="pt-BR"/>
+        </w:rPr>
+        <w:t xml:space="preserve">Figura 2 – Tempo pareado por integrante. Em todos os 6 pares o trial com IA foi mais rápido (Wilcoxon exato unilateral, p = 0,0156; rank-biserial = −1,00).</w:t>
       </w:r>
     </w:p>
     <w:p>
@@ -1787,17 +1962,71 @@
     </w:p>
     <w:p>
       <w:pPr>
+        <w:keepNext/>
+        <w:spacing w:before="120" w:after="60"/>
+        <w:jc w:val="center"/>
+        <w:rPr>
+          <w:lang w:val="pt-BR"/>
+        </w:rPr>
+      </w:pPr>
+      <w:r>
+        <w:rPr>
+          <w:noProof/>
+          <w:lang w:val="pt-BR"/>
+        </w:rPr>
+        <w:drawing>
+          <wp:inline distT="0" distB="0" distL="0" distR="0">
+            <wp:extent cx="4206240" cy="3505200"/>
+            <wp:effectExtent l="0" t="0" r="0" b="0"/>
+            <wp:docPr id="1004" name="Imagem 4"/>
+            <wp:cNvGraphicFramePr>
+              <a:graphicFrameLocks xmlns:a="http://schemas.openxmlformats.org/drawingml/2006/main" noChangeAspect="1"/>
+            </wp:cNvGraphicFramePr>
+            <a:graphic xmlns:a="http://schemas.openxmlformats.org/drawingml/2006/main">
+              <a:graphicData uri="http://schemas.openxmlformats.org/drawingml/2006/picture">
+                <pic:pic xmlns:pic="http://schemas.openxmlformats.org/drawingml/2006/picture">
+                  <pic:nvPicPr>
+                    <pic:cNvPr id="1004" name="rq2_taxa_sucesso.png"/>
+                    <pic:cNvPicPr/>
+                  </pic:nvPicPr>
+                  <pic:blipFill>
+                    <a:blip r:embed="rIdImg4"/>
+                    <a:stretch>
+                      <a:fillRect/>
+                    </a:stretch>
+                  </pic:blipFill>
+                  <pic:spPr>
+                    <a:xfrm>
+                      <a:off x="0" y="0"/>
+                      <a:ext cx="4206240" cy="3505200"/>
+                    </a:xfrm>
+                    <a:prstGeom prst="rect">
+                      <a:avLst/>
+                    </a:prstGeom>
+                  </pic:spPr>
+                </pic:pic>
+              </a:graphicData>
+            </a:graphic>
+          </wp:inline>
+        </w:drawing>
+      </w:r>
+    </w:p>
+    <w:p>
+      <w:pPr>
         <w:spacing w:after="200"/>
-        <w:ind w:left="198"/>
+        <w:jc w:val="center"/>
         <w:rPr>
           <w:lang w:val="pt-BR"/>
         </w:rPr>
       </w:pPr>
       <w:r>
         <w:rPr>
-          <w:lang w:val="pt-BR"/>
-        </w:rPr>
-        <w:t xml:space="preserve">[Insira aqui o gráfico correspondente]</w:t>
+          <w:i/>
+          <w:color w:val="595959"/>
+          <w:sz w:val="19"/>
+          <w:lang w:val="pt-BR"/>
+        </w:rPr>
+        <w:t xml:space="preserve">Figura 3 – Taxa de sucesso nos testes por tratamento. Todos os 12 trials terminaram com 100% dos testes passando, sem variação entre os grupos.</w:t>
       </w:r>
     </w:p>
     <w:p>
@@ -1816,17 +2045,140 @@
     </w:p>
     <w:p>
       <w:pPr>
+        <w:keepNext/>
+        <w:spacing w:before="120" w:after="60"/>
+        <w:jc w:val="center"/>
+        <w:rPr>
+          <w:lang w:val="pt-BR"/>
+        </w:rPr>
+      </w:pPr>
+      <w:r>
+        <w:rPr>
+          <w:noProof/>
+          <w:lang w:val="pt-BR"/>
+        </w:rPr>
+        <w:drawing>
+          <wp:inline distT="0" distB="0" distL="0" distR="0">
+            <wp:extent cx="5943600" cy="2037805"/>
+            <wp:effectExtent l="0" t="0" r="0" b="0"/>
+            <wp:docPr id="1005" name="Imagem 5"/>
+            <wp:cNvGraphicFramePr>
+              <a:graphicFrameLocks xmlns:a="http://schemas.openxmlformats.org/drawingml/2006/main" noChangeAspect="1"/>
+            </wp:cNvGraphicFramePr>
+            <a:graphic xmlns:a="http://schemas.openxmlformats.org/drawingml/2006/main">
+              <a:graphicData uri="http://schemas.openxmlformats.org/drawingml/2006/picture">
+                <pic:pic xmlns:pic="http://schemas.openxmlformats.org/drawingml/2006/picture">
+                  <pic:nvPicPr>
+                    <pic:cNvPr id="1005" name="rq3_metricas_estaticas.png"/>
+                    <pic:cNvPicPr/>
+                  </pic:nvPicPr>
+                  <pic:blipFill>
+                    <a:blip r:embed="rIdImg5"/>
+                    <a:stretch>
+                      <a:fillRect/>
+                    </a:stretch>
+                  </pic:blipFill>
+                  <pic:spPr>
+                    <a:xfrm>
+                      <a:off x="0" y="0"/>
+                      <a:ext cx="5943600" cy="2037805"/>
+                    </a:xfrm>
+                    <a:prstGeom prst="rect">
+                      <a:avLst/>
+                    </a:prstGeom>
+                  </pic:spPr>
+                </pic:pic>
+              </a:graphicData>
+            </a:graphic>
+          </wp:inline>
+        </w:drawing>
+      </w:r>
+    </w:p>
+    <w:p>
+      <w:pPr>
         <w:spacing w:after="200"/>
-        <w:ind w:left="198"/>
+        <w:jc w:val="center"/>
         <w:rPr>
           <w:lang w:val="pt-BR"/>
         </w:rPr>
       </w:pPr>
       <w:r>
         <w:rPr>
-          <w:lang w:val="pt-BR"/>
-        </w:rPr>
-        <w:t xml:space="preserve">[Insira aqui o gráfico correspondente]</w:t>
+          <w:i/>
+          <w:color w:val="595959"/>
+          <w:sz w:val="19"/>
+          <w:lang w:val="pt-BR"/>
+        </w:rPr>
+        <w:t xml:space="preserve">Figura 4 – Métricas estáticas por tratamento: LOC (mediana 14,5 com IA vs 13 sem IA), complexidade ciclomática média (4,5 vs 4), duplicação (0% em todos os trials) e Índice de Manutenibilidade (88,98 vs 88,64).</w:t>
+      </w:r>
+    </w:p>
+    <w:p>
+      <w:pPr>
+        <w:keepNext/>
+        <w:spacing w:before="120" w:after="60"/>
+        <w:jc w:val="center"/>
+        <w:rPr>
+          <w:lang w:val="pt-BR"/>
+        </w:rPr>
+      </w:pPr>
+      <w:r>
+        <w:rPr>
+          <w:noProof/>
+          <w:lang w:val="pt-BR"/>
+        </w:rPr>
+        <w:drawing>
+          <wp:inline distT="0" distB="0" distL="0" distR="0">
+            <wp:extent cx="4206240" cy="3505200"/>
+            <wp:effectExtent l="0" t="0" r="0" b="0"/>
+            <wp:docPr id="1006" name="Imagem 6"/>
+            <wp:cNvGraphicFramePr>
+              <a:graphicFrameLocks xmlns:a="http://schemas.openxmlformats.org/drawingml/2006/main" noChangeAspect="1"/>
+            </wp:cNvGraphicFramePr>
+            <a:graphic xmlns:a="http://schemas.openxmlformats.org/drawingml/2006/main">
+              <a:graphicData uri="http://schemas.openxmlformats.org/drawingml/2006/picture">
+                <pic:pic xmlns:pic="http://schemas.openxmlformats.org/drawingml/2006/picture">
+                  <pic:nvPicPr>
+                    <pic:cNvPr id="1006" name="rq3_cc_vs_loc.png"/>
+                    <pic:cNvPicPr/>
+                  </pic:nvPicPr>
+                  <pic:blipFill>
+                    <a:blip r:embed="rIdImg6"/>
+                    <a:stretch>
+                      <a:fillRect/>
+                    </a:stretch>
+                  </pic:blipFill>
+                  <pic:spPr>
+                    <a:xfrm>
+                      <a:off x="0" y="0"/>
+                      <a:ext cx="4206240" cy="3505200"/>
+                    </a:xfrm>
+                    <a:prstGeom prst="rect">
+                      <a:avLst/>
+                    </a:prstGeom>
+                  </pic:spPr>
+                </pic:pic>
+              </a:graphicData>
+            </a:graphic>
+          </wp:inline>
+        </w:drawing>
+      </w:r>
+    </w:p>
+    <w:p>
+      <w:pPr>
+        <w:spacing w:after="200"/>
+        <w:jc w:val="center"/>
+        <w:rPr>
+          <w:lang w:val="pt-BR"/>
+        </w:rPr>
+      </w:pPr>
+      <w:r>
+        <w:rPr>
+          <w:i/>
+          <w:color w:val="595959"/>
+          <w:sz w:val="19"/>
+          <w:lang w:val="pt-BR"/>
+        </w:rPr>
+        <w:t xml:space="preserve">Figura 5 – Complexidade ciclomática × tamanho (LOC). A complexidade cresce com o tamanho do código nos dois tratamentos, o que justifica usar o LOC como variável de controle.</w:t>
       </w:r>
     </w:p>
     <w:p>
@@ -2004,6 +2356,21 @@
     </w:p>
     <w:p>
       <w:pPr>
+        <w:spacing w:after="200"/>
+        <w:ind w:left="198"/>
+        <w:rPr>
+          <w:lang w:val="pt-BR"/>
+        </w:rPr>
+      </w:pPr>
+      <w:r>
+        <w:rPr>
+          <w:lang w:val="pt-BR"/>
+        </w:rPr>
+        <w:t xml:space="preserve">O piloto de benchmark apresentado na seção 6 já avança na primeira recomendação e trata a delegação autônoma como objeto de estudo, em vez de ameaça. Ele confirma o principal achado do Lab02: para modelos atuais, acertar a tarefa deixou de ser o diferencial, e a comparação precisa recair sobre processo, custo, desempenho e qualidade interna do código.</w:t>
+      </w:r>
+    </w:p>
+    <w:p>
+      <w:pPr>
         <w:pStyle w:val="Ttulo1"/>
         <w:rPr>
           <w:lang w:val="pt-BR"/>
@@ -2013,7 +2380,2047 @@
         <w:rPr>
           <w:lang w:val="pt-BR"/>
         </w:rPr>
-        <w:t xml:space="preserve">6. Referências</w:t>
+        <w:t xml:space="preserve">6. Estudo Complementar: Benchmark de Agentes de Programação (Piloto)</w:t>
+      </w:r>
+    </w:p>
+    <w:p>
+      <w:pPr>
+        <w:spacing w:after="200"/>
+        <w:ind w:left="198"/>
+        <w:rPr>
+          <w:lang w:val="pt-BR"/>
+        </w:rPr>
+      </w:pPr>
+      <w:r>
+        <w:rPr>
+          <w:lang w:val="pt-BR"/>
+        </w:rPr>
+        <w:t xml:space="preserve">Em paralelo a este laboratório, foi conduzido, na mesma disciplina, o piloto de um benchmark de agentes de programação (llm-bench). Enquanto o Lab02 compara pessoas com e sem IA em katas, o benchmark compara agentes de IA entre si numa tarefa maior, executada sem intervenção humana.</w:t>
+      </w:r>
+    </w:p>
+    <w:p>
+      <w:pPr>
+        <w:pStyle w:val="Ttulo2"/>
+        <w:rPr>
+          <w:lang w:val="pt-BR"/>
+        </w:rPr>
+      </w:pPr>
+      <w:r>
+        <w:rPr>
+          <w:lang w:val="pt-BR"/>
+        </w:rPr>
+        <w:t xml:space="preserve">6.1 Desenho do Estudo</w:t>
+      </w:r>
+    </w:p>
+    <w:p>
+      <w:pPr>
+        <w:spacing w:after="200"/>
+        <w:ind w:left="198"/>
+        <w:rPr>
+          <w:lang w:val="pt-BR"/>
+        </w:rPr>
+      </w:pPr>
+      <w:r>
+        <w:rPr>
+          <w:lang w:val="pt-BR"/>
+        </w:rPr>
+        <w:t xml:space="preserve">Cada agente recebeu o mesmo enunciado: implementar do zero uma API HTTP de encurtar URLs (5 operações, persistência, concorrência e durabilidade), com stack livre.</w:t>
+      </w:r>
+    </w:p>
+    <w:tbl>
+      <w:tblPr>
+        <w:tblStyle w:val="Tabelacomgrade"/>
+        <w:tblW w:w="0" w:type="auto"/>
+        <w:tblLayout w:type="fixed"/>
+        <w:tblLook w:val="04A0" w:firstRow="1" w:lastRow="0" w:firstColumn="1" w:lastColumn="0" w:noHBand="0" w:noVBand="1"/>
+      </w:tblPr>
+      <w:tblGrid>
+        <w:gridCol w:w="3133"/>
+        <w:gridCol w:w="3133"/>
+        <w:gridCol w:w="3134"/>
+      </w:tblGrid>
+      <w:tr>
+        <w:tc>
+          <w:tcPr>
+            <w:tcW w:w="3133" w:type="dxa"/>
+            <w:shd w:val="clear" w:color="auto" w:fill="1F6E63"/>
+          </w:tcPr>
+          <w:p>
+            <w:r>
+              <w:rPr>
+                <w:b/>
+                <w:color w:val="FFFFFF"/>
+                <w:sz w:val="20"/>
+              </w:rPr>
+              <w:t xml:space="preserve">Configuração</w:t>
+            </w:r>
+          </w:p>
+        </w:tc>
+        <w:tc>
+          <w:tcPr>
+            <w:tcW w:w="3133" w:type="dxa"/>
+            <w:shd w:val="clear" w:color="auto" w:fill="1F6E63"/>
+          </w:tcPr>
+          <w:p>
+            <w:r>
+              <w:rPr>
+                <w:b/>
+                <w:color w:val="FFFFFF"/>
+                <w:sz w:val="20"/>
+              </w:rPr>
+              <w:t xml:space="preserve">Modelo</w:t>
+            </w:r>
+          </w:p>
+        </w:tc>
+        <w:tc>
+          <w:tcPr>
+            <w:tcW w:w="3134" w:type="dxa"/>
+            <w:shd w:val="clear" w:color="auto" w:fill="1F6E63"/>
+          </w:tcPr>
+          <w:p>
+            <w:r>
+              <w:rPr>
+                <w:b/>
+                <w:color w:val="FFFFFF"/>
+                <w:sz w:val="20"/>
+              </w:rPr>
+              <w:t xml:space="preserve">Harness</w:t>
+            </w:r>
+          </w:p>
+        </w:tc>
+      </w:tr>
+      <w:tr>
+        <w:tc>
+          <w:tcPr>
+            <w:tcW w:w="3133" w:type="dxa"/>
+          </w:tcPr>
+          <w:p>
+            <w:r>
+              <w:rPr>
+                <w:sz w:val="19"/>
+              </w:rPr>
+              <w:t xml:space="preserve">Opus</w:t>
+            </w:r>
+          </w:p>
+        </w:tc>
+        <w:tc>
+          <w:tcPr>
+            <w:tcW w:w="3133" w:type="dxa"/>
+          </w:tcPr>
+          <w:p>
+            <w:r>
+              <w:rPr>
+                <w:sz w:val="19"/>
+              </w:rPr>
+              <w:t xml:space="preserve">claude-opus-5-5</w:t>
+            </w:r>
+          </w:p>
+        </w:tc>
+        <w:tc>
+          <w:tcPr>
+            <w:tcW w:w="3134" w:type="dxa"/>
+          </w:tcPr>
+          <w:p>
+            <w:r>
+              <w:rPr>
+                <w:sz w:val="19"/>
+              </w:rPr>
+              <w:t xml:space="preserve">Claude Code</w:t>
+            </w:r>
+          </w:p>
+        </w:tc>
+      </w:tr>
+      <w:tr>
+        <w:tc>
+          <w:tcPr>
+            <w:tcW w:w="3133" w:type="dxa"/>
+          </w:tcPr>
+          <w:p>
+            <w:r>
+              <w:rPr>
+                <w:sz w:val="19"/>
+              </w:rPr>
+              <w:t xml:space="preserve">Sol</w:t>
+            </w:r>
+          </w:p>
+        </w:tc>
+        <w:tc>
+          <w:tcPr>
+            <w:tcW w:w="3133" w:type="dxa"/>
+          </w:tcPr>
+          <w:p>
+            <w:r>
+              <w:rPr>
+                <w:sz w:val="19"/>
+              </w:rPr>
+              <w:t xml:space="preserve">gpt-6-sol</w:t>
+            </w:r>
+          </w:p>
+        </w:tc>
+        <w:tc>
+          <w:tcPr>
+            <w:tcW w:w="3134" w:type="dxa"/>
+          </w:tcPr>
+          <w:p>
+            <w:r>
+              <w:rPr>
+                <w:sz w:val="19"/>
+              </w:rPr>
+              <w:t xml:space="preserve">Codex</w:t>
+            </w:r>
+          </w:p>
+        </w:tc>
+      </w:tr>
+      <w:tr>
+        <w:tc>
+          <w:tcPr>
+            <w:tcW w:w="3133" w:type="dxa"/>
+          </w:tcPr>
+          <w:p>
+            <w:r>
+              <w:rPr>
+                <w:sz w:val="19"/>
+              </w:rPr>
+              <w:t xml:space="preserve">Astra</w:t>
+            </w:r>
+          </w:p>
+        </w:tc>
+        <w:tc>
+          <w:tcPr>
+            <w:tcW w:w="3133" w:type="dxa"/>
+          </w:tcPr>
+          <w:p>
+            <w:r>
+              <w:rPr>
+                <w:sz w:val="19"/>
+              </w:rPr>
+              <w:t xml:space="preserve">gpt-6-astra</w:t>
+            </w:r>
+          </w:p>
+        </w:tc>
+        <w:tc>
+          <w:tcPr>
+            <w:tcW w:w="3134" w:type="dxa"/>
+          </w:tcPr>
+          <w:p>
+            <w:r>
+              <w:rPr>
+                <w:sz w:val="19"/>
+              </w:rPr>
+              <w:t xml:space="preserve">Codex</w:t>
+            </w:r>
+          </w:p>
+        </w:tc>
+      </w:tr>
+      <w:tr>
+        <w:tc>
+          <w:tcPr>
+            <w:tcW w:w="3133" w:type="dxa"/>
+          </w:tcPr>
+          <w:p>
+            <w:r>
+              <w:rPr>
+                <w:sz w:val="19"/>
+              </w:rPr>
+              <w:t xml:space="preserve">Muse</w:t>
+            </w:r>
+          </w:p>
+        </w:tc>
+        <w:tc>
+          <w:tcPr>
+            <w:tcW w:w="3133" w:type="dxa"/>
+          </w:tcPr>
+          <w:p>
+            <w:r>
+              <w:rPr>
+                <w:sz w:val="19"/>
+              </w:rPr>
+              <w:t xml:space="preserve">muse-spark-1.3</w:t>
+            </w:r>
+          </w:p>
+        </w:tc>
+        <w:tc>
+          <w:tcPr>
+            <w:tcW w:w="3134" w:type="dxa"/>
+          </w:tcPr>
+          <w:p>
+            <w:r>
+              <w:rPr>
+                <w:sz w:val="19"/>
+              </w:rPr>
+              <w:t xml:space="preserve">OpenCode</w:t>
+            </w:r>
+          </w:p>
+        </w:tc>
+      </w:tr>
+    </w:tbl>
+    <w:p>
+      <w:pPr>
+        <w:rPr>
+          <w:lang w:val="pt-BR"/>
+        </w:rPr>
+      </w:pPr>
+    </w:p>
+    <w:tbl>
+      <w:tblPr>
+        <w:tblStyle w:val="Tabelacomgrade"/>
+        <w:tblW w:w="0" w:type="auto"/>
+        <w:tblLayout w:type="fixed"/>
+        <w:tblLook w:val="04A0" w:firstRow="1" w:lastRow="0" w:firstColumn="1" w:lastColumn="0" w:noHBand="0" w:noVBand="1"/>
+      </w:tblPr>
+      <w:tblGrid>
+        <w:gridCol w:w="2600"/>
+        <w:gridCol w:w="6800"/>
+      </w:tblGrid>
+      <w:tr>
+        <w:tc>
+          <w:tcPr>
+            <w:tcW w:w="2600" w:type="dxa"/>
+            <w:shd w:val="clear" w:color="auto" w:fill="1F6E63"/>
+          </w:tcPr>
+          <w:p>
+            <w:r>
+              <w:rPr>
+                <w:b/>
+                <w:color w:val="FFFFFF"/>
+                <w:sz w:val="20"/>
+              </w:rPr>
+              <w:t xml:space="preserve">Etapa</w:t>
+            </w:r>
+          </w:p>
+        </w:tc>
+        <w:tc>
+          <w:tcPr>
+            <w:tcW w:w="6800" w:type="dxa"/>
+            <w:shd w:val="clear" w:color="auto" w:fill="1F6E63"/>
+          </w:tcPr>
+          <w:p>
+            <w:r>
+              <w:rPr>
+                <w:b/>
+                <w:color w:val="FFFFFF"/>
+                <w:sz w:val="20"/>
+              </w:rPr>
+              <w:t xml:space="preserve">Como funciona</w:t>
+            </w:r>
+          </w:p>
+        </w:tc>
+      </w:tr>
+      <w:tr>
+        <w:tc>
+          <w:tcPr>
+            <w:tcW w:w="2600" w:type="dxa"/>
+          </w:tcPr>
+          <w:p>
+            <w:r>
+              <w:rPr>
+                <w:sz w:val="19"/>
+              </w:rPr>
+              <w:t xml:space="preserve">Execução</w:t>
+            </w:r>
+          </w:p>
+        </w:tc>
+        <w:tc>
+          <w:tcPr>
+            <w:tcW w:w="6800" w:type="dxa"/>
+          </w:tcPr>
+          <w:p>
+            <w:r>
+              <w:rPr>
+                <w:sz w:val="19"/>
+              </w:rPr>
+              <w:t xml:space="preserve">Container Docker isolado, rede restrita, sem busca na web e sem intervenção humana; uma tentativa por configuração</w:t>
+            </w:r>
+          </w:p>
+        </w:tc>
+      </w:tr>
+      <w:tr>
+        <w:tc>
+          <w:tcPr>
+            <w:tcW w:w="2600" w:type="dxa"/>
+          </w:tcPr>
+          <w:p>
+            <w:r>
+              <w:rPr>
+                <w:sz w:val="19"/>
+              </w:rPr>
+              <w:t xml:space="preserve">Aceitação</w:t>
+            </w:r>
+          </w:p>
+        </w:tc>
+        <w:tc>
+          <w:tcPr>
+            <w:tcW w:w="6800" w:type="dxa"/>
+          </w:tcPr>
+          <w:p>
+            <w:r>
+              <w:rPr>
+                <w:sz w:val="19"/>
+              </w:rPr>
+              <w:t xml:space="preserve">Avaliador automatizado verifica 35 requisitos obrigatórios que o agente nunca vê; a entrega é aceita só com 35/35</w:t>
+            </w:r>
+          </w:p>
+        </w:tc>
+      </w:tr>
+      <w:tr>
+        <w:tc>
+          <w:tcPr>
+            <w:tcW w:w="2600" w:type="dxa"/>
+          </w:tcPr>
+          <w:p>
+            <w:r>
+              <w:rPr>
+                <w:sz w:val="19"/>
+              </w:rPr>
+              <w:t xml:space="preserve">Processo</w:t>
+            </w:r>
+          </w:p>
+        </w:tc>
+        <w:tc>
+          <w:tcPr>
+            <w:tcW w:w="6800" w:type="dxa"/>
+          </w:tcPr>
+          <w:p>
+            <w:r>
+              <w:rPr>
+                <w:sz w:val="19"/>
+              </w:rPr>
+              <w:t xml:space="preserve">Tempo, chamadas de ferramenta, tokens e custo estimado</w:t>
+            </w:r>
+          </w:p>
+        </w:tc>
+      </w:tr>
+      <w:tr>
+        <w:tc>
+          <w:tcPr>
+            <w:tcW w:w="2600" w:type="dxa"/>
+          </w:tcPr>
+          <w:p>
+            <w:r>
+              <w:rPr>
+                <w:sz w:val="19"/>
+              </w:rPr>
+              <w:t xml:space="preserve">Desempenho</w:t>
+            </w:r>
+          </w:p>
+        </w:tc>
+        <w:tc>
+          <w:tcPr>
+            <w:tcW w:w="6800" w:type="dxa"/>
+          </w:tcPr>
+          <w:p>
+            <w:r>
+              <w:rPr>
+                <w:sz w:val="19"/>
+              </w:rPr>
+              <w:t xml:space="preserve">Latência e vazão da API sob carga (500 req/s e 32 conexões simultâneas)</w:t>
+            </w:r>
+          </w:p>
+        </w:tc>
+      </w:tr>
+    </w:tbl>
+    <w:p>
+      <w:pPr>
+        <w:rPr>
+          <w:lang w:val="pt-BR"/>
+        </w:rPr>
+      </w:pPr>
+    </w:p>
+    <w:p>
+      <w:pPr>
+        <w:pStyle w:val="Ttulo2"/>
+        <w:rPr>
+          <w:lang w:val="pt-BR"/>
+        </w:rPr>
+      </w:pPr>
+      <w:r>
+        <w:rPr>
+          <w:lang w:val="pt-BR"/>
+        </w:rPr>
+        <w:t xml:space="preserve">6.2 Resultados</w:t>
+      </w:r>
+    </w:p>
+    <w:tbl>
+      <w:tblPr>
+        <w:tblStyle w:val="Tabelacomgrade"/>
+        <w:tblW w:w="0" w:type="auto"/>
+        <w:tblLayout w:type="fixed"/>
+        <w:tblLook w:val="04A0" w:firstRow="1" w:lastRow="0" w:firstColumn="1" w:lastColumn="0" w:noHBand="0" w:noVBand="1"/>
+      </w:tblPr>
+      <w:tblGrid>
+        <w:gridCol w:w="2600"/>
+        <w:gridCol w:w="1700"/>
+        <w:gridCol w:w="1700"/>
+        <w:gridCol w:w="1700"/>
+        <w:gridCol w:w="1700"/>
+      </w:tblGrid>
+      <w:tr>
+        <w:tc>
+          <w:tcPr>
+            <w:tcW w:w="2600" w:type="dxa"/>
+            <w:shd w:val="clear" w:color="auto" w:fill="1F6E63"/>
+          </w:tcPr>
+          <w:p>
+            <w:r>
+              <w:rPr>
+                <w:b/>
+                <w:color w:val="FFFFFF"/>
+                <w:sz w:val="20"/>
+              </w:rPr>
+              <w:t xml:space="preserve"/>
+            </w:r>
+          </w:p>
+        </w:tc>
+        <w:tc>
+          <w:tcPr>
+            <w:tcW w:w="1700" w:type="dxa"/>
+            <w:shd w:val="clear" w:color="auto" w:fill="1F6E63"/>
+          </w:tcPr>
+          <w:p>
+            <w:r>
+              <w:rPr>
+                <w:b/>
+                <w:color w:val="FFFFFF"/>
+                <w:sz w:val="20"/>
+              </w:rPr>
+              <w:t xml:space="preserve">Opus</w:t>
+            </w:r>
+          </w:p>
+        </w:tc>
+        <w:tc>
+          <w:tcPr>
+            <w:tcW w:w="1700" w:type="dxa"/>
+            <w:shd w:val="clear" w:color="auto" w:fill="1F6E63"/>
+          </w:tcPr>
+          <w:p>
+            <w:r>
+              <w:rPr>
+                <w:b/>
+                <w:color w:val="FFFFFF"/>
+                <w:sz w:val="20"/>
+              </w:rPr>
+              <w:t xml:space="preserve">Sol</w:t>
+            </w:r>
+          </w:p>
+        </w:tc>
+        <w:tc>
+          <w:tcPr>
+            <w:tcW w:w="1700" w:type="dxa"/>
+            <w:shd w:val="clear" w:color="auto" w:fill="1F6E63"/>
+          </w:tcPr>
+          <w:p>
+            <w:r>
+              <w:rPr>
+                <w:b/>
+                <w:color w:val="FFFFFF"/>
+                <w:sz w:val="20"/>
+              </w:rPr>
+              <w:t xml:space="preserve">Astra</w:t>
+            </w:r>
+          </w:p>
+        </w:tc>
+        <w:tc>
+          <w:tcPr>
+            <w:tcW w:w="1700" w:type="dxa"/>
+            <w:shd w:val="clear" w:color="auto" w:fill="1F6E63"/>
+          </w:tcPr>
+          <w:p>
+            <w:r>
+              <w:rPr>
+                <w:b/>
+                <w:color w:val="FFFFFF"/>
+                <w:sz w:val="20"/>
+              </w:rPr>
+              <w:t xml:space="preserve">Muse</w:t>
+            </w:r>
+          </w:p>
+        </w:tc>
+      </w:tr>
+      <w:tr>
+        <w:tc>
+          <w:tcPr>
+            <w:tcW w:w="2600" w:type="dxa"/>
+          </w:tcPr>
+          <w:p>
+            <w:r>
+              <w:rPr>
+                <w:sz w:val="19"/>
+              </w:rPr>
+              <w:t xml:space="preserve">Requisitos</w:t>
+            </w:r>
+          </w:p>
+        </w:tc>
+        <w:tc>
+          <w:tcPr>
+            <w:tcW w:w="1700" w:type="dxa"/>
+          </w:tcPr>
+          <w:p>
+            <w:r>
+              <w:rPr>
+                <w:sz w:val="19"/>
+              </w:rPr>
+              <w:t xml:space="preserve">35/35</w:t>
+            </w:r>
+          </w:p>
+        </w:tc>
+        <w:tc>
+          <w:tcPr>
+            <w:tcW w:w="1700" w:type="dxa"/>
+          </w:tcPr>
+          <w:p>
+            <w:r>
+              <w:rPr>
+                <w:sz w:val="19"/>
+              </w:rPr>
+              <w:t xml:space="preserve">35/35</w:t>
+            </w:r>
+          </w:p>
+        </w:tc>
+        <w:tc>
+          <w:tcPr>
+            <w:tcW w:w="1700" w:type="dxa"/>
+          </w:tcPr>
+          <w:p>
+            <w:r>
+              <w:rPr>
+                <w:sz w:val="19"/>
+              </w:rPr>
+              <w:t xml:space="preserve">35/35</w:t>
+            </w:r>
+          </w:p>
+        </w:tc>
+        <w:tc>
+          <w:tcPr>
+            <w:tcW w:w="1700" w:type="dxa"/>
+          </w:tcPr>
+          <w:p>
+            <w:r>
+              <w:rPr>
+                <w:sz w:val="19"/>
+              </w:rPr>
+              <w:t xml:space="preserve">35/35</w:t>
+            </w:r>
+          </w:p>
+        </w:tc>
+      </w:tr>
+      <w:tr>
+        <w:tc>
+          <w:tcPr>
+            <w:tcW w:w="2600" w:type="dxa"/>
+          </w:tcPr>
+          <w:p>
+            <w:r>
+              <w:rPr>
+                <w:sz w:val="19"/>
+              </w:rPr>
+              <w:t xml:space="preserve">Tempo</w:t>
+            </w:r>
+          </w:p>
+        </w:tc>
+        <w:tc>
+          <w:tcPr>
+            <w:tcW w:w="1700" w:type="dxa"/>
+          </w:tcPr>
+          <w:p>
+            <w:r>
+              <w:rPr>
+                <w:sz w:val="19"/>
+              </w:rPr>
+              <w:t xml:space="preserve">197 s</w:t>
+            </w:r>
+          </w:p>
+        </w:tc>
+        <w:tc>
+          <w:tcPr>
+            <w:tcW w:w="1700" w:type="dxa"/>
+          </w:tcPr>
+          <w:p>
+            <w:r>
+              <w:rPr>
+                <w:sz w:val="19"/>
+              </w:rPr>
+              <w:t xml:space="preserve">374 s</w:t>
+            </w:r>
+          </w:p>
+        </w:tc>
+        <w:tc>
+          <w:tcPr>
+            <w:tcW w:w="1700" w:type="dxa"/>
+          </w:tcPr>
+          <w:p>
+            <w:r>
+              <w:rPr>
+                <w:sz w:val="19"/>
+              </w:rPr>
+              <w:t xml:space="preserve">367 s</w:t>
+            </w:r>
+          </w:p>
+        </w:tc>
+        <w:tc>
+          <w:tcPr>
+            <w:tcW w:w="1700" w:type="dxa"/>
+          </w:tcPr>
+          <w:p>
+            <w:r>
+              <w:rPr>
+                <w:sz w:val="19"/>
+              </w:rPr>
+              <w:t xml:space="preserve">602 s</w:t>
+            </w:r>
+          </w:p>
+        </w:tc>
+      </w:tr>
+      <w:tr>
+        <w:tc>
+          <w:tcPr>
+            <w:tcW w:w="2600" w:type="dxa"/>
+          </w:tcPr>
+          <w:p>
+            <w:r>
+              <w:rPr>
+                <w:sz w:val="19"/>
+              </w:rPr>
+              <w:t xml:space="preserve">Chamadas de ferramenta</w:t>
+            </w:r>
+          </w:p>
+        </w:tc>
+        <w:tc>
+          <w:tcPr>
+            <w:tcW w:w="1700" w:type="dxa"/>
+          </w:tcPr>
+          <w:p>
+            <w:r>
+              <w:rPr>
+                <w:sz w:val="19"/>
+              </w:rPr>
+              <w:t xml:space="preserve">13</w:t>
+            </w:r>
+          </w:p>
+        </w:tc>
+        <w:tc>
+          <w:tcPr>
+            <w:tcW w:w="1700" w:type="dxa"/>
+          </w:tcPr>
+          <w:p>
+            <w:r>
+              <w:rPr>
+                <w:sz w:val="19"/>
+              </w:rPr>
+              <w:t xml:space="preserve">12</w:t>
+            </w:r>
+          </w:p>
+        </w:tc>
+        <w:tc>
+          <w:tcPr>
+            <w:tcW w:w="1700" w:type="dxa"/>
+          </w:tcPr>
+          <w:p>
+            <w:r>
+              <w:rPr>
+                <w:sz w:val="19"/>
+              </w:rPr>
+              <w:t xml:space="preserve">10</w:t>
+            </w:r>
+          </w:p>
+        </w:tc>
+        <w:tc>
+          <w:tcPr>
+            <w:tcW w:w="1700" w:type="dxa"/>
+          </w:tcPr>
+          <w:p>
+            <w:r>
+              <w:rPr>
+                <w:sz w:val="19"/>
+              </w:rPr>
+              <w:t xml:space="preserve">45</w:t>
+            </w:r>
+          </w:p>
+        </w:tc>
+      </w:tr>
+      <w:tr>
+        <w:tc>
+          <w:tcPr>
+            <w:tcW w:w="2600" w:type="dxa"/>
+          </w:tcPr>
+          <w:p>
+            <w:r>
+              <w:rPr>
+                <w:sz w:val="19"/>
+              </w:rPr>
+              <w:t xml:space="preserve">Custo estimado</w:t>
+            </w:r>
+          </w:p>
+        </w:tc>
+        <w:tc>
+          <w:tcPr>
+            <w:tcW w:w="1700" w:type="dxa"/>
+          </w:tcPr>
+          <w:p>
+            <w:r>
+              <w:rPr>
+                <w:sz w:val="19"/>
+              </w:rPr>
+              <w:t xml:space="preserve">US$ 0,65</w:t>
+            </w:r>
+          </w:p>
+        </w:tc>
+        <w:tc>
+          <w:tcPr>
+            <w:tcW w:w="1700" w:type="dxa"/>
+          </w:tcPr>
+          <w:p>
+            <w:r>
+              <w:rPr>
+                <w:sz w:val="19"/>
+              </w:rPr>
+              <w:t xml:space="preserve">US$ 0,28</w:t>
+            </w:r>
+          </w:p>
+        </w:tc>
+        <w:tc>
+          <w:tcPr>
+            <w:tcW w:w="1700" w:type="dxa"/>
+          </w:tcPr>
+          <w:p>
+            <w:r>
+              <w:rPr>
+                <w:sz w:val="19"/>
+              </w:rPr>
+              <w:t xml:space="preserve">US$ 0,95</w:t>
+            </w:r>
+          </w:p>
+        </w:tc>
+        <w:tc>
+          <w:tcPr>
+            <w:tcW w:w="1700" w:type="dxa"/>
+          </w:tcPr>
+          <w:p>
+            <w:r>
+              <w:rPr>
+                <w:sz w:val="19"/>
+              </w:rPr>
+              <w:t xml:space="preserve">US$ 0,63</w:t>
+            </w:r>
+          </w:p>
+        </w:tc>
+      </w:tr>
+      <w:tr>
+        <w:tc>
+          <w:tcPr>
+            <w:tcW w:w="2600" w:type="dxa"/>
+          </w:tcPr>
+          <w:p>
+            <w:r>
+              <w:rPr>
+                <w:sz w:val="19"/>
+              </w:rPr>
+              <w:t xml:space="preserve">Stack</w:t>
+            </w:r>
+          </w:p>
+        </w:tc>
+        <w:tc>
+          <w:tcPr>
+            <w:tcW w:w="1700" w:type="dxa"/>
+          </w:tcPr>
+          <w:p>
+            <w:r>
+              <w:rPr>
+                <w:sz w:val="19"/>
+              </w:rPr>
+              <w:t xml:space="preserve">Go</w:t>
+            </w:r>
+          </w:p>
+        </w:tc>
+        <w:tc>
+          <w:tcPr>
+            <w:tcW w:w="1700" w:type="dxa"/>
+          </w:tcPr>
+          <w:p>
+            <w:r>
+              <w:rPr>
+                <w:sz w:val="19"/>
+              </w:rPr>
+              <w:t xml:space="preserve">Python + SQLite</w:t>
+            </w:r>
+          </w:p>
+        </w:tc>
+        <w:tc>
+          <w:tcPr>
+            <w:tcW w:w="1700" w:type="dxa"/>
+          </w:tcPr>
+          <w:p>
+            <w:r>
+              <w:rPr>
+                <w:sz w:val="19"/>
+              </w:rPr>
+              <w:t xml:space="preserve">Python + SQLite</w:t>
+            </w:r>
+          </w:p>
+        </w:tc>
+        <w:tc>
+          <w:tcPr>
+            <w:tcW w:w="1700" w:type="dxa"/>
+          </w:tcPr>
+          <w:p>
+            <w:r>
+              <w:rPr>
+                <w:sz w:val="19"/>
+              </w:rPr>
+              <w:t xml:space="preserve">Python + SQLite</w:t>
+            </w:r>
+          </w:p>
+        </w:tc>
+      </w:tr>
+      <w:tr>
+        <w:tc>
+          <w:tcPr>
+            <w:tcW w:w="2600" w:type="dxa"/>
+          </w:tcPr>
+          <w:p>
+            <w:r>
+              <w:rPr>
+                <w:sz w:val="19"/>
+              </w:rPr>
+              <w:t xml:space="preserve">GET em carga normal (p50)</w:t>
+            </w:r>
+          </w:p>
+        </w:tc>
+        <w:tc>
+          <w:tcPr>
+            <w:tcW w:w="1700" w:type="dxa"/>
+          </w:tcPr>
+          <w:p>
+            <w:r>
+              <w:rPr>
+                <w:sz w:val="19"/>
+              </w:rPr>
+              <w:t xml:space="preserve">0,04 ms</w:t>
+            </w:r>
+          </w:p>
+        </w:tc>
+        <w:tc>
+          <w:tcPr>
+            <w:tcW w:w="1700" w:type="dxa"/>
+          </w:tcPr>
+          <w:p>
+            <w:r>
+              <w:rPr>
+                <w:sz w:val="19"/>
+              </w:rPr>
+              <w:t xml:space="preserve">1,32 ms</w:t>
+            </w:r>
+          </w:p>
+        </w:tc>
+        <w:tc>
+          <w:tcPr>
+            <w:tcW w:w="1700" w:type="dxa"/>
+          </w:tcPr>
+          <w:p>
+            <w:r>
+              <w:rPr>
+                <w:sz w:val="19"/>
+              </w:rPr>
+              <w:t xml:space="preserve">1,51 ms</w:t>
+            </w:r>
+          </w:p>
+        </w:tc>
+        <w:tc>
+          <w:tcPr>
+            <w:tcW w:w="1700" w:type="dxa"/>
+          </w:tcPr>
+          <w:p>
+            <w:r>
+              <w:rPr>
+                <w:sz w:val="19"/>
+              </w:rPr>
+              <w:t xml:space="preserve">1,50 ms</w:t>
+            </w:r>
+          </w:p>
+        </w:tc>
+      </w:tr>
+      <w:tr>
+        <w:tc>
+          <w:tcPr>
+            <w:tcW w:w="2600" w:type="dxa"/>
+          </w:tcPr>
+          <w:p>
+            <w:r>
+              <w:rPr>
+                <w:sz w:val="19"/>
+              </w:rPr>
+              <w:t xml:space="preserve">POST em carga normal (p50)</w:t>
+            </w:r>
+          </w:p>
+        </w:tc>
+        <w:tc>
+          <w:tcPr>
+            <w:tcW w:w="1700" w:type="dxa"/>
+          </w:tcPr>
+          <w:p>
+            <w:r>
+              <w:rPr>
+                <w:sz w:val="19"/>
+              </w:rPr>
+              <w:t xml:space="preserve">0,05 ms</w:t>
+            </w:r>
+          </w:p>
+        </w:tc>
+        <w:tc>
+          <w:tcPr>
+            <w:tcW w:w="1700" w:type="dxa"/>
+          </w:tcPr>
+          <w:p>
+            <w:r>
+              <w:rPr>
+                <w:sz w:val="19"/>
+              </w:rPr>
+              <w:t xml:space="preserve">42,3 ms</w:t>
+            </w:r>
+          </w:p>
+        </w:tc>
+        <w:tc>
+          <w:tcPr>
+            <w:tcW w:w="1700" w:type="dxa"/>
+          </w:tcPr>
+          <w:p>
+            <w:r>
+              <w:rPr>
+                <w:sz w:val="19"/>
+              </w:rPr>
+              <w:t xml:space="preserve">1,62 ms</w:t>
+            </w:r>
+          </w:p>
+        </w:tc>
+        <w:tc>
+          <w:tcPr>
+            <w:tcW w:w="1700" w:type="dxa"/>
+          </w:tcPr>
+          <w:p>
+            <w:r>
+              <w:rPr>
+                <w:sz w:val="19"/>
+              </w:rPr>
+              <w:t xml:space="preserve">1,57 ms</w:t>
+            </w:r>
+          </w:p>
+        </w:tc>
+      </w:tr>
+    </w:tbl>
+    <w:p>
+      <w:pPr>
+        <w:rPr>
+          <w:lang w:val="pt-BR"/>
+        </w:rPr>
+      </w:pPr>
+    </w:p>
+    <w:p>
+      <w:pPr>
+        <w:keepNext/>
+        <w:spacing w:before="120" w:after="60"/>
+        <w:jc w:val="center"/>
+        <w:rPr>
+          <w:lang w:val="pt-BR"/>
+        </w:rPr>
+      </w:pPr>
+      <w:r>
+        <w:rPr>
+          <w:noProof/>
+          <w:lang w:val="pt-BR"/>
+        </w:rPr>
+        <w:drawing>
+          <wp:inline distT="0" distB="0" distL="0" distR="0">
+            <wp:extent cx="5669280" cy="1847133"/>
+            <wp:effectExtent l="0" t="0" r="0" b="0"/>
+            <wp:docPr id="2001" name="Imagem 2001"/>
+            <wp:cNvGraphicFramePr>
+              <a:graphicFrameLocks xmlns:a="http://schemas.openxmlformats.org/drawingml/2006/main" noChangeAspect="1"/>
+            </wp:cNvGraphicFramePr>
+            <a:graphic xmlns:a="http://schemas.openxmlformats.org/drawingml/2006/main">
+              <a:graphicData uri="http://schemas.openxmlformats.org/drawingml/2006/picture">
+                <pic:pic xmlns:pic="http://schemas.openxmlformats.org/drawingml/2006/picture">
+                  <pic:nvPicPr>
+                    <pic:cNvPr id="2001" name="piloto-aceitacao.png"/>
+                    <pic:cNvPicPr/>
+                  </pic:nvPicPr>
+                  <pic:blipFill>
+                    <a:blip r:embed="rIdImgB1"/>
+                    <a:stretch>
+                      <a:fillRect/>
+                    </a:stretch>
+                  </pic:blipFill>
+                  <pic:spPr>
+                    <a:xfrm>
+                      <a:off x="0" y="0"/>
+                      <a:ext cx="5669280" cy="1847133"/>
+                    </a:xfrm>
+                    <a:prstGeom prst="rect">
+                      <a:avLst/>
+                    </a:prstGeom>
+                  </pic:spPr>
+                </pic:pic>
+              </a:graphicData>
+            </a:graphic>
+          </wp:inline>
+        </w:drawing>
+      </w:r>
+    </w:p>
+    <w:p>
+      <w:pPr>
+        <w:spacing w:after="200"/>
+        <w:jc w:val="center"/>
+        <w:rPr>
+          <w:lang w:val="pt-BR"/>
+        </w:rPr>
+      </w:pPr>
+      <w:r>
+        <w:rPr>
+          <w:i/>
+          <w:color w:val="595959"/>
+          <w:sz w:val="19"/>
+          <w:lang w:val="pt-BR"/>
+        </w:rPr>
+        <w:t xml:space="preserve">Figura 6 – Todas as configurações foram aceitas com 35 de 35 requisitos.</w:t>
+      </w:r>
+    </w:p>
+    <w:p>
+      <w:pPr>
+        <w:keepNext/>
+        <w:spacing w:before="120" w:after="60"/>
+        <w:jc w:val="center"/>
+        <w:rPr>
+          <w:lang w:val="pt-BR"/>
+        </w:rPr>
+      </w:pPr>
+      <w:r>
+        <w:rPr>
+          <w:noProof/>
+          <w:lang w:val="pt-BR"/>
+        </w:rPr>
+        <w:drawing>
+          <wp:inline distT="0" distB="0" distL="0" distR="0">
+            <wp:extent cx="5669280" cy="1940911"/>
+            <wp:effectExtent l="0" t="0" r="0" b="0"/>
+            <wp:docPr id="2002" name="Imagem 2002"/>
+            <wp:cNvGraphicFramePr>
+              <a:graphicFrameLocks xmlns:a="http://schemas.openxmlformats.org/drawingml/2006/main" noChangeAspect="1"/>
+            </wp:cNvGraphicFramePr>
+            <a:graphic xmlns:a="http://schemas.openxmlformats.org/drawingml/2006/main">
+              <a:graphicData uri="http://schemas.openxmlformats.org/drawingml/2006/picture">
+                <pic:pic xmlns:pic="http://schemas.openxmlformats.org/drawingml/2006/picture">
+                  <pic:nvPicPr>
+                    <pic:cNvPr id="2002" name="piloto-tempo-ferramentas.png"/>
+                    <pic:cNvPicPr/>
+                  </pic:nvPicPr>
+                  <pic:blipFill>
+                    <a:blip r:embed="rIdImgB2"/>
+                    <a:stretch>
+                      <a:fillRect/>
+                    </a:stretch>
+                  </pic:blipFill>
+                  <pic:spPr>
+                    <a:xfrm>
+                      <a:off x="0" y="0"/>
+                      <a:ext cx="5669280" cy="1940911"/>
+                    </a:xfrm>
+                    <a:prstGeom prst="rect">
+                      <a:avLst/>
+                    </a:prstGeom>
+                  </pic:spPr>
+                </pic:pic>
+              </a:graphicData>
+            </a:graphic>
+          </wp:inline>
+        </w:drawing>
+      </w:r>
+    </w:p>
+    <w:p>
+      <w:pPr>
+        <w:spacing w:after="200"/>
+        <w:jc w:val="center"/>
+        <w:rPr>
+          <w:lang w:val="pt-BR"/>
+        </w:rPr>
+      </w:pPr>
+      <w:r>
+        <w:rPr>
+          <w:i/>
+          <w:color w:val="595959"/>
+          <w:sz w:val="19"/>
+          <w:lang w:val="pt-BR"/>
+        </w:rPr>
+        <w:t xml:space="preserve">Figura 7 – Tempo de trabalho e chamadas de ferramenta. O Opus foi o mais rápido; o Muse, o que mais iterou.</w:t>
+      </w:r>
+    </w:p>
+    <w:p>
+      <w:pPr>
+        <w:keepNext/>
+        <w:spacing w:before="120" w:after="60"/>
+        <w:jc w:val="center"/>
+        <w:rPr>
+          <w:lang w:val="pt-BR"/>
+        </w:rPr>
+      </w:pPr>
+      <w:r>
+        <w:rPr>
+          <w:noProof/>
+          <w:lang w:val="pt-BR"/>
+        </w:rPr>
+        <w:drawing>
+          <wp:inline distT="0" distB="0" distL="0" distR="0">
+            <wp:extent cx="5669280" cy="1940911"/>
+            <wp:effectExtent l="0" t="0" r="0" b="0"/>
+            <wp:docPr id="2003" name="Imagem 2003"/>
+            <wp:cNvGraphicFramePr>
+              <a:graphicFrameLocks xmlns:a="http://schemas.openxmlformats.org/drawingml/2006/main" noChangeAspect="1"/>
+            </wp:cNvGraphicFramePr>
+            <a:graphic xmlns:a="http://schemas.openxmlformats.org/drawingml/2006/main">
+              <a:graphicData uri="http://schemas.openxmlformats.org/drawingml/2006/picture">
+                <pic:pic xmlns:pic="http://schemas.openxmlformats.org/drawingml/2006/picture">
+                  <pic:nvPicPr>
+                    <pic:cNvPr id="2003" name="piloto-tokens.png"/>
+                    <pic:cNvPicPr/>
+                  </pic:nvPicPr>
+                  <pic:blipFill>
+                    <a:blip r:embed="rIdImgB3"/>
+                    <a:stretch>
+                      <a:fillRect/>
+                    </a:stretch>
+                  </pic:blipFill>
+                  <pic:spPr>
+                    <a:xfrm>
+                      <a:off x="0" y="0"/>
+                      <a:ext cx="5669280" cy="1940911"/>
+                    </a:xfrm>
+                    <a:prstGeom prst="rect">
+                      <a:avLst/>
+                    </a:prstGeom>
+                  </pic:spPr>
+                </pic:pic>
+              </a:graphicData>
+            </a:graphic>
+          </wp:inline>
+        </w:drawing>
+      </w:r>
+    </w:p>
+    <w:p>
+      <w:pPr>
+        <w:spacing w:after="200"/>
+        <w:jc w:val="center"/>
+        <w:rPr>
+          <w:lang w:val="pt-BR"/>
+        </w:rPr>
+      </w:pPr>
+      <w:r>
+        <w:rPr>
+          <w:i/>
+          <w:color w:val="595959"/>
+          <w:sz w:val="19"/>
+          <w:lang w:val="pt-BR"/>
+        </w:rPr>
+        <w:t xml:space="preserve">Figura 8 – Tokens por tentativa. O Muse releu cerca de 2 milhões de tokens de contexto.</w:t>
+      </w:r>
+    </w:p>
+    <w:p>
+      <w:pPr>
+        <w:keepNext/>
+        <w:spacing w:before="120" w:after="60"/>
+        <w:jc w:val="center"/>
+        <w:rPr>
+          <w:lang w:val="pt-BR"/>
+        </w:rPr>
+      </w:pPr>
+      <w:r>
+        <w:rPr>
+          <w:noProof/>
+          <w:lang w:val="pt-BR"/>
+        </w:rPr>
+        <w:drawing>
+          <wp:inline distT="0" distB="0" distL="0" distR="0">
+            <wp:extent cx="5669280" cy="1949436"/>
+            <wp:effectExtent l="0" t="0" r="0" b="0"/>
+            <wp:docPr id="2004" name="Imagem 2004"/>
+            <wp:cNvGraphicFramePr>
+              <a:graphicFrameLocks xmlns:a="http://schemas.openxmlformats.org/drawingml/2006/main" noChangeAspect="1"/>
+            </wp:cNvGraphicFramePr>
+            <a:graphic xmlns:a="http://schemas.openxmlformats.org/drawingml/2006/main">
+              <a:graphicData uri="http://schemas.openxmlformats.org/drawingml/2006/picture">
+                <pic:pic xmlns:pic="http://schemas.openxmlformats.org/drawingml/2006/picture">
+                  <pic:nvPicPr>
+                    <pic:cNvPr id="2004" name="piloto-custo-estimado.png"/>
+                    <pic:cNvPicPr/>
+                  </pic:nvPicPr>
+                  <pic:blipFill>
+                    <a:blip r:embed="rIdImgB4"/>
+                    <a:stretch>
+                      <a:fillRect/>
+                    </a:stretch>
+                  </pic:blipFill>
+                  <pic:spPr>
+                    <a:xfrm>
+                      <a:off x="0" y="0"/>
+                      <a:ext cx="5669280" cy="1949436"/>
+                    </a:xfrm>
+                    <a:prstGeom prst="rect">
+                      <a:avLst/>
+                    </a:prstGeom>
+                  </pic:spPr>
+                </pic:pic>
+              </a:graphicData>
+            </a:graphic>
+          </wp:inline>
+        </w:drawing>
+      </w:r>
+    </w:p>
+    <w:p>
+      <w:pPr>
+        <w:spacing w:after="200"/>
+        <w:jc w:val="center"/>
+        <w:rPr>
+          <w:lang w:val="pt-BR"/>
+        </w:rPr>
+      </w:pPr>
+      <w:r>
+        <w:rPr>
+          <w:i/>
+          <w:color w:val="595959"/>
+          <w:sz w:val="19"/>
+          <w:lang w:val="pt-BR"/>
+        </w:rPr>
+        <w:t xml:space="preserve">Figura 9 – Custo estimado pelo preço público de API, de US$ 0,28 (Sol) a US$ 0,95 (Astra).</w:t>
+      </w:r>
+    </w:p>
+    <w:p>
+      <w:pPr>
+        <w:keepNext/>
+        <w:spacing w:before="120" w:after="60"/>
+        <w:jc w:val="center"/>
+        <w:rPr>
+          <w:lang w:val="pt-BR"/>
+        </w:rPr>
+      </w:pPr>
+      <w:r>
+        <w:rPr>
+          <w:noProof/>
+          <w:lang w:val="pt-BR"/>
+        </w:rPr>
+        <w:drawing>
+          <wp:inline distT="0" distB="0" distL="0" distR="0">
+            <wp:extent cx="5669280" cy="2738262"/>
+            <wp:effectExtent l="0" t="0" r="0" b="0"/>
+            <wp:docPr id="2005" name="Imagem 2005"/>
+            <wp:cNvGraphicFramePr>
+              <a:graphicFrameLocks xmlns:a="http://schemas.openxmlformats.org/drawingml/2006/main" noChangeAspect="1"/>
+            </wp:cNvGraphicFramePr>
+            <a:graphic xmlns:a="http://schemas.openxmlformats.org/drawingml/2006/main">
+              <a:graphicData uri="http://schemas.openxmlformats.org/drawingml/2006/picture">
+                <pic:pic xmlns:pic="http://schemas.openxmlformats.org/drawingml/2006/picture">
+                  <pic:nvPicPr>
+                    <pic:cNvPr id="2005" name="piloto-stack.png"/>
+                    <pic:cNvPicPr/>
+                  </pic:nvPicPr>
+                  <pic:blipFill>
+                    <a:blip r:embed="rIdImgB5"/>
+                    <a:stretch>
+                      <a:fillRect/>
+                    </a:stretch>
+                  </pic:blipFill>
+                  <pic:spPr>
+                    <a:xfrm>
+                      <a:off x="0" y="0"/>
+                      <a:ext cx="5669280" cy="2738262"/>
+                    </a:xfrm>
+                    <a:prstGeom prst="rect">
+                      <a:avLst/>
+                    </a:prstGeom>
+                  </pic:spPr>
+                </pic:pic>
+              </a:graphicData>
+            </a:graphic>
+          </wp:inline>
+        </w:drawing>
+      </w:r>
+    </w:p>
+    <w:p>
+      <w:pPr>
+        <w:spacing w:after="200"/>
+        <w:jc w:val="center"/>
+        <w:rPr>
+          <w:lang w:val="pt-BR"/>
+        </w:rPr>
+      </w:pPr>
+      <w:r>
+        <w:rPr>
+          <w:i/>
+          <w:color w:val="595959"/>
+          <w:sz w:val="19"/>
+          <w:lang w:val="pt-BR"/>
+        </w:rPr>
+        <w:t xml:space="preserve">Figura 10 – Stack escolhida. Nenhuma entrega usou dependências externas.</w:t>
+      </w:r>
+    </w:p>
+    <w:p>
+      <w:pPr>
+        <w:keepNext/>
+        <w:spacing w:before="120" w:after="60"/>
+        <w:jc w:val="center"/>
+        <w:rPr>
+          <w:lang w:val="pt-BR"/>
+        </w:rPr>
+      </w:pPr>
+      <w:r>
+        <w:rPr>
+          <w:noProof/>
+          <w:lang w:val="pt-BR"/>
+        </w:rPr>
+        <w:drawing>
+          <wp:inline distT="0" distB="0" distL="0" distR="0">
+            <wp:extent cx="5669280" cy="2955414"/>
+            <wp:effectExtent l="0" t="0" r="0" b="0"/>
+            <wp:docPr id="2006" name="Imagem 2006"/>
+            <wp:cNvGraphicFramePr>
+              <a:graphicFrameLocks xmlns:a="http://schemas.openxmlformats.org/drawingml/2006/main" noChangeAspect="1"/>
+            </wp:cNvGraphicFramePr>
+            <a:graphic xmlns:a="http://schemas.openxmlformats.org/drawingml/2006/main">
+              <a:graphicData uri="http://schemas.openxmlformats.org/drawingml/2006/picture">
+                <pic:pic xmlns:pic="http://schemas.openxmlformats.org/drawingml/2006/picture">
+                  <pic:nvPicPr>
+                    <pic:cNvPr id="2006" name="piloto-latencia-carga-normal.png"/>
+                    <pic:cNvPicPr/>
+                  </pic:nvPicPr>
+                  <pic:blipFill>
+                    <a:blip r:embed="rIdImgB6"/>
+                    <a:stretch>
+                      <a:fillRect/>
+                    </a:stretch>
+                  </pic:blipFill>
+                  <pic:spPr>
+                    <a:xfrm>
+                      <a:off x="0" y="0"/>
+                      <a:ext cx="5669280" cy="2955414"/>
+                    </a:xfrm>
+                    <a:prstGeom prst="rect">
+                      <a:avLst/>
+                    </a:prstGeom>
+                  </pic:spPr>
+                </pic:pic>
+              </a:graphicData>
+            </a:graphic>
+          </wp:inline>
+        </w:drawing>
+      </w:r>
+    </w:p>
+    <w:p>
+      <w:pPr>
+        <w:spacing w:after="200"/>
+        <w:jc w:val="center"/>
+        <w:rPr>
+          <w:lang w:val="pt-BR"/>
+        </w:rPr>
+      </w:pPr>
+      <w:r>
+        <w:rPr>
+          <w:i/>
+          <w:color w:val="595959"/>
+          <w:sz w:val="19"/>
+          <w:lang w:val="pt-BR"/>
+        </w:rPr>
+        <w:t xml:space="preserve">Figura 11 – Latência em carga normal (ponto = p50, ponta = p99; escala log).</w:t>
+      </w:r>
+    </w:p>
+    <w:p>
+      <w:pPr>
+        <w:keepNext/>
+        <w:spacing w:before="120" w:after="60"/>
+        <w:jc w:val="center"/>
+        <w:rPr>
+          <w:lang w:val="pt-BR"/>
+        </w:rPr>
+      </w:pPr>
+      <w:r>
+        <w:rPr>
+          <w:noProof/>
+          <w:lang w:val="pt-BR"/>
+        </w:rPr>
+        <w:drawing>
+          <wp:inline distT="0" distB="0" distL="0" distR="0">
+            <wp:extent cx="5669280" cy="2816168"/>
+            <wp:effectExtent l="0" t="0" r="0" b="0"/>
+            <wp:docPr id="2007" name="Imagem 2007"/>
+            <wp:cNvGraphicFramePr>
+              <a:graphicFrameLocks xmlns:a="http://schemas.openxmlformats.org/drawingml/2006/main" noChangeAspect="1"/>
+            </wp:cNvGraphicFramePr>
+            <a:graphic xmlns:a="http://schemas.openxmlformats.org/drawingml/2006/main">
+              <a:graphicData uri="http://schemas.openxmlformats.org/drawingml/2006/picture">
+                <pic:pic xmlns:pic="http://schemas.openxmlformats.org/drawingml/2006/picture">
+                  <pic:nvPicPr>
+                    <pic:cNvPr id="2007" name="piloto-capacidade.png"/>
+                    <pic:cNvPicPr/>
+                  </pic:nvPicPr>
+                  <pic:blipFill>
+                    <a:blip r:embed="rIdImgB7"/>
+                    <a:stretch>
+                      <a:fillRect/>
+                    </a:stretch>
+                  </pic:blipFill>
+                  <pic:spPr>
+                    <a:xfrm>
+                      <a:off x="0" y="0"/>
+                      <a:ext cx="5669280" cy="2816168"/>
+                    </a:xfrm>
+                    <a:prstGeom prst="rect">
+                      <a:avLst/>
+                    </a:prstGeom>
+                  </pic:spPr>
+                </pic:pic>
+              </a:graphicData>
+            </a:graphic>
+          </wp:inline>
+        </w:drawing>
+      </w:r>
+    </w:p>
+    <w:p>
+      <w:pPr>
+        <w:spacing w:after="200"/>
+        <w:jc w:val="center"/>
+        <w:rPr>
+          <w:lang w:val="pt-BR"/>
+        </w:rPr>
+      </w:pPr>
+      <w:r>
+        <w:rPr>
+          <w:i/>
+          <w:color w:val="595959"/>
+          <w:sz w:val="19"/>
+          <w:lang w:val="pt-BR"/>
+        </w:rPr>
+        <w:t xml:space="preserve">Figura 12 – Vazão com 32 conexões simultâneas (escala log).</w:t>
+      </w:r>
+    </w:p>
+    <w:p>
+      <w:pPr>
+        <w:keepNext/>
+        <w:spacing w:before="120" w:after="60"/>
+        <w:jc w:val="center"/>
+        <w:rPr>
+          <w:lang w:val="pt-BR"/>
+        </w:rPr>
+      </w:pPr>
+      <w:r>
+        <w:rPr>
+          <w:noProof/>
+          <w:lang w:val="pt-BR"/>
+        </w:rPr>
+        <w:drawing>
+          <wp:inline distT="0" distB="0" distL="0" distR="0">
+            <wp:extent cx="5669280" cy="2804801"/>
+            <wp:effectExtent l="0" t="0" r="0" b="0"/>
+            <wp:docPr id="2008" name="Imagem 2008"/>
+            <wp:cNvGraphicFramePr>
+              <a:graphicFrameLocks xmlns:a="http://schemas.openxmlformats.org/drawingml/2006/main" noChangeAspect="1"/>
+            </wp:cNvGraphicFramePr>
+            <a:graphic xmlns:a="http://schemas.openxmlformats.org/drawingml/2006/main">
+              <a:graphicData uri="http://schemas.openxmlformats.org/drawingml/2006/picture">
+                <pic:pic xmlns:pic="http://schemas.openxmlformats.org/drawingml/2006/picture">
+                  <pic:nvPicPr>
+                    <pic:cNvPr id="2008" name="piloto-cauda-saturacao.png"/>
+                    <pic:cNvPicPr/>
+                  </pic:nvPicPr>
+                  <pic:blipFill>
+                    <a:blip r:embed="rIdImgB8"/>
+                    <a:stretch>
+                      <a:fillRect/>
+                    </a:stretch>
+                  </pic:blipFill>
+                  <pic:spPr>
+                    <a:xfrm>
+                      <a:off x="0" y="0"/>
+                      <a:ext cx="5669280" cy="2804801"/>
+                    </a:xfrm>
+                    <a:prstGeom prst="rect">
+                      <a:avLst/>
+                    </a:prstGeom>
+                  </pic:spPr>
+                </pic:pic>
+              </a:graphicData>
+            </a:graphic>
+          </wp:inline>
+        </w:drawing>
+      </w:r>
+    </w:p>
+    <w:p>
+      <w:pPr>
+        <w:spacing w:after="200"/>
+        <w:jc w:val="center"/>
+        <w:rPr>
+          <w:lang w:val="pt-BR"/>
+        </w:rPr>
+      </w:pPr>
+      <w:r>
+        <w:rPr>
+          <w:i/>
+          <w:color w:val="595959"/>
+          <w:sz w:val="19"/>
+          <w:lang w:val="pt-BR"/>
+        </w:rPr>
+        <w:t xml:space="preserve">Figura 13 – Latência sob saturação (ponto = p99, ponta = pior caso; escala log).</w:t>
+      </w:r>
+    </w:p>
+    <w:p>
+      <w:pPr>
+        <w:spacing w:after="200"/>
+        <w:ind w:left="198"/>
+        <w:rPr>
+          <w:lang w:val="pt-BR"/>
+        </w:rPr>
+      </w:pPr>
+      <w:r>
+        <w:rPr>
+          <w:lang w:val="pt-BR"/>
+        </w:rPr>
+        <w:t xml:space="preserve">Principais leituras:</w:t>
+      </w:r>
+    </w:p>
+    <w:p>
+      <w:pPr>
+        <w:pStyle w:val="Commarcadores"/>
+        <w:rPr>
+          <w:lang w:val="pt-BR"/>
+        </w:rPr>
+      </w:pPr>
+      <w:r>
+        <w:rPr>
+          <w:lang w:val="pt-BR"/>
+        </w:rPr>
+        <w:t xml:space="preserve">Aceitação não diferencia: todas passaram; a comparação fica no processo e no desempenho.</w:t>
+      </w:r>
+    </w:p>
+    <w:p>
+      <w:pPr>
+        <w:pStyle w:val="Commarcadores"/>
+        <w:rPr>
+          <w:lang w:val="pt-BR"/>
+        </w:rPr>
+      </w:pPr>
+      <w:r>
+        <w:rPr>
+          <w:lang w:val="pt-BR"/>
+        </w:rPr>
+        <w:t xml:space="preserve">A stack importa: a API em Go respondeu mais de 30 vezes mais rápido que as em Python.</w:t>
+      </w:r>
+    </w:p>
+    <w:p>
+      <w:pPr>
+        <w:pStyle w:val="Commarcadores"/>
+        <w:rPr>
+          <w:lang w:val="pt-BR"/>
+        </w:rPr>
+      </w:pPr>
+      <w:r>
+        <w:rPr>
+          <w:lang w:val="pt-BR"/>
+        </w:rPr>
+        <w:t xml:space="preserve">A implementação importa tanto quanto: com a mesma stack, um detalhe de HTTP deixou o POST do Sol em 42 ms, contra cerca de 1,6 ms de Astra e Muse.</w:t>
+      </w:r>
+    </w:p>
+    <w:p>
+      <w:pPr>
+        <w:pStyle w:val="Ttulo2"/>
+        <w:rPr>
+          <w:lang w:val="pt-BR"/>
+        </w:rPr>
+      </w:pPr>
+      <w:r>
+        <w:rPr>
+          <w:lang w:val="pt-BR"/>
+        </w:rPr>
+        <w:t xml:space="preserve">6.3 Conexão com o Lab02</w:t>
+      </w:r>
+    </w:p>
+    <w:tbl>
+      <w:tblPr>
+        <w:tblStyle w:val="Tabelacomgrade"/>
+        <w:tblW w:w="0" w:type="auto"/>
+        <w:tblLayout w:type="fixed"/>
+        <w:tblLook w:val="04A0" w:firstRow="1" w:lastRow="0" w:firstColumn="1" w:lastColumn="0" w:noHBand="0" w:noVBand="1"/>
+      </w:tblPr>
+      <w:tblGrid>
+        <w:gridCol w:w="2200"/>
+        <w:gridCol w:w="3600"/>
+        <w:gridCol w:w="3600"/>
+      </w:tblGrid>
+      <w:tr>
+        <w:tc>
+          <w:tcPr>
+            <w:tcW w:w="2200" w:type="dxa"/>
+            <w:shd w:val="clear" w:color="auto" w:fill="1F6E63"/>
+          </w:tcPr>
+          <w:p>
+            <w:r>
+              <w:rPr>
+                <w:b/>
+                <w:color w:val="FFFFFF"/>
+                <w:sz w:val="20"/>
+              </w:rPr>
+              <w:t xml:space="preserve">Aspecto</w:t>
+            </w:r>
+          </w:p>
+        </w:tc>
+        <w:tc>
+          <w:tcPr>
+            <w:tcW w:w="3600" w:type="dxa"/>
+            <w:shd w:val="clear" w:color="auto" w:fill="1F6E63"/>
+          </w:tcPr>
+          <w:p>
+            <w:r>
+              <w:rPr>
+                <w:b/>
+                <w:color w:val="FFFFFF"/>
+                <w:sz w:val="20"/>
+              </w:rPr>
+              <w:t xml:space="preserve">Lab02</w:t>
+            </w:r>
+          </w:p>
+        </w:tc>
+        <w:tc>
+          <w:tcPr>
+            <w:tcW w:w="3600" w:type="dxa"/>
+            <w:shd w:val="clear" w:color="auto" w:fill="1F6E63"/>
+          </w:tcPr>
+          <w:p>
+            <w:r>
+              <w:rPr>
+                <w:b/>
+                <w:color w:val="FFFFFF"/>
+                <w:sz w:val="20"/>
+              </w:rPr>
+              <w:t xml:space="preserve">Benchmark</w:t>
+            </w:r>
+          </w:p>
+        </w:tc>
+      </w:tr>
+      <w:tr>
+        <w:tc>
+          <w:tcPr>
+            <w:tcW w:w="2200" w:type="dxa"/>
+          </w:tcPr>
+          <w:p>
+            <w:r>
+              <w:rPr>
+                <w:sz w:val="19"/>
+              </w:rPr>
+              <w:t xml:space="preserve">O que compara</w:t>
+            </w:r>
+          </w:p>
+        </w:tc>
+        <w:tc>
+          <w:tcPr>
+            <w:tcW w:w="3600" w:type="dxa"/>
+          </w:tcPr>
+          <w:p>
+            <w:r>
+              <w:rPr>
+                <w:sz w:val="19"/>
+              </w:rPr>
+              <w:t xml:space="preserve">Pessoas com e sem IA</w:t>
+            </w:r>
+          </w:p>
+        </w:tc>
+        <w:tc>
+          <w:tcPr>
+            <w:tcW w:w="3600" w:type="dxa"/>
+          </w:tcPr>
+          <w:p>
+            <w:r>
+              <w:rPr>
+                <w:sz w:val="19"/>
+              </w:rPr>
+              <w:t xml:space="preserve">Agentes de IA entre si</w:t>
+            </w:r>
+          </w:p>
+        </w:tc>
+      </w:tr>
+      <w:tr>
+        <w:tc>
+          <w:tcPr>
+            <w:tcW w:w="2200" w:type="dxa"/>
+          </w:tcPr>
+          <w:p>
+            <w:r>
+              <w:rPr>
+                <w:sz w:val="19"/>
+              </w:rPr>
+              <w:t xml:space="preserve">Tarefa</w:t>
+            </w:r>
+          </w:p>
+        </w:tc>
+        <w:tc>
+          <w:tcPr>
+            <w:tcW w:w="3600" w:type="dxa"/>
+          </w:tcPr>
+          <w:p>
+            <w:r>
+              <w:rPr>
+                <w:sz w:val="19"/>
+              </w:rPr>
+              <w:t xml:space="preserve">Katas curtos, um arquivo</w:t>
+            </w:r>
+          </w:p>
+        </w:tc>
+        <w:tc>
+          <w:tcPr>
+            <w:tcW w:w="3600" w:type="dxa"/>
+          </w:tcPr>
+          <w:p>
+            <w:r>
+              <w:rPr>
+                <w:sz w:val="19"/>
+              </w:rPr>
+              <w:t xml:space="preserve">API completa, vários endpoints</w:t>
+            </w:r>
+          </w:p>
+        </w:tc>
+      </w:tr>
+      <w:tr>
+        <w:tc>
+          <w:tcPr>
+            <w:tcW w:w="2200" w:type="dxa"/>
+          </w:tcPr>
+          <w:p>
+            <w:r>
+              <w:rPr>
+                <w:sz w:val="19"/>
+              </w:rPr>
+              <w:t xml:space="preserve">Método</w:t>
+            </w:r>
+          </w:p>
+        </w:tc>
+        <w:tc>
+          <w:tcPr>
+            <w:tcW w:w="3600" w:type="dxa"/>
+          </w:tcPr>
+          <w:p>
+            <w:r>
+              <w:rPr>
+                <w:sz w:val="19"/>
+              </w:rPr>
+              <w:t xml:space="preserve">GQM + Wilcoxon</w:t>
+            </w:r>
+          </w:p>
+        </w:tc>
+        <w:tc>
+          <w:tcPr>
+            <w:tcW w:w="3600" w:type="dxa"/>
+          </w:tcPr>
+          <w:p>
+            <w:r>
+              <w:rPr>
+                <w:sz w:val="19"/>
+              </w:rPr>
+              <w:t xml:space="preserve">GQM + aceitação por contrato</w:t>
+            </w:r>
+          </w:p>
+        </w:tc>
+      </w:tr>
+      <w:tr>
+        <w:tc>
+          <w:tcPr>
+            <w:tcW w:w="2200" w:type="dxa"/>
+          </w:tcPr>
+          <w:p>
+            <w:r>
+              <w:rPr>
+                <w:sz w:val="19"/>
+              </w:rPr>
+              <w:t xml:space="preserve">Correção</w:t>
+            </w:r>
+          </w:p>
+        </w:tc>
+        <w:tc>
+          <w:tcPr>
+            <w:tcW w:w="3600" w:type="dxa"/>
+          </w:tcPr>
+          <w:p>
+            <w:r>
+              <w:rPr>
+                <w:sz w:val="19"/>
+              </w:rPr>
+              <w:t xml:space="preserve">100% dos testes em todos os trials</w:t>
+            </w:r>
+          </w:p>
+        </w:tc>
+        <w:tc>
+          <w:tcPr>
+            <w:tcW w:w="3600" w:type="dxa"/>
+          </w:tcPr>
+          <w:p>
+            <w:r>
+              <w:rPr>
+                <w:sz w:val="19"/>
+              </w:rPr>
+              <w:t xml:space="preserve">35/35 requisitos em todas as entregas</w:t>
+            </w:r>
+          </w:p>
+        </w:tc>
+      </w:tr>
+      <w:tr>
+        <w:tc>
+          <w:tcPr>
+            <w:tcW w:w="2200" w:type="dxa"/>
+          </w:tcPr>
+          <w:p>
+            <w:r>
+              <w:rPr>
+                <w:sz w:val="19"/>
+              </w:rPr>
+              <w:t xml:space="preserve">Onde apareceram diferenças</w:t>
+            </w:r>
+          </w:p>
+        </w:tc>
+        <w:tc>
+          <w:tcPr>
+            <w:tcW w:w="3600" w:type="dxa"/>
+          </w:tcPr>
+          <w:p>
+            <w:r>
+              <w:rPr>
+                <w:sz w:val="19"/>
+              </w:rPr>
+              <w:t xml:space="preserve">Tempo</w:t>
+            </w:r>
+          </w:p>
+        </w:tc>
+        <w:tc>
+          <w:tcPr>
+            <w:tcW w:w="3600" w:type="dxa"/>
+          </w:tcPr>
+          <w:p>
+            <w:r>
+              <w:rPr>
+                <w:sz w:val="19"/>
+              </w:rPr>
+              <w:t xml:space="preserve">Tempo, custo e desempenho</w:t>
+            </w:r>
+          </w:p>
+        </w:tc>
+      </w:tr>
+      <w:tr>
+        <w:tc>
+          <w:tcPr>
+            <w:tcW w:w="2200" w:type="dxa"/>
+          </w:tcPr>
+          <w:p>
+            <w:r>
+              <w:rPr>
+                <w:sz w:val="19"/>
+              </w:rPr>
+              <w:t xml:space="preserve">Qualidade interna</w:t>
+            </w:r>
+          </w:p>
+        </w:tc>
+        <w:tc>
+          <w:tcPr>
+            <w:tcW w:w="3600" w:type="dxa"/>
+          </w:tcPr>
+          <w:p>
+            <w:r>
+              <w:rPr>
+                <w:sz w:val="19"/>
+              </w:rPr>
+              <w:t xml:space="preserve">Sem diferença (katas pequenos demais)</w:t>
+            </w:r>
+          </w:p>
+        </w:tc>
+        <w:tc>
+          <w:tcPr>
+            <w:tcW w:w="3600" w:type="dxa"/>
+          </w:tcPr>
+          <w:p>
+            <w:r>
+              <w:rPr>
+                <w:sz w:val="19"/>
+              </w:rPr>
+              <w:t xml:space="preserve">Ainda não avaliada</w:t>
+            </w:r>
+          </w:p>
+        </w:tc>
+      </w:tr>
+    </w:tbl>
+    <w:p>
+      <w:pPr>
+        <w:rPr>
+          <w:lang w:val="pt-BR"/>
+        </w:rPr>
+      </w:pPr>
+    </w:p>
+    <w:p>
+      <w:pPr>
+        <w:spacing w:after="200"/>
+        <w:ind w:left="198"/>
+        <w:rPr>
+          <w:lang w:val="pt-BR"/>
+        </w:rPr>
+      </w:pPr>
+      <w:r>
+        <w:rPr>
+          <w:lang w:val="pt-BR"/>
+        </w:rPr>
+        <w:t xml:space="preserve">Os dois estudos chegam ao mesmo achado: a correção saturou e não distinguiu os tratamentos. O benchmark também responde a duas limitações do Lab02: trata a delegação one-shot como objeto de estudo, e não como ameaça, e usa uma tarefa maior que um kata. Aplicar as métricas do Lab02 (radon, jscpd) às entregas do benchmark é um próximo passo natural.</w:t>
+      </w:r>
+    </w:p>
+    <w:p>
+      <w:pPr>
+        <w:pStyle w:val="Ttulo2"/>
+        <w:rPr>
+          <w:lang w:val="pt-BR"/>
+        </w:rPr>
+      </w:pPr>
+      <w:r>
+        <w:rPr>
+          <w:lang w:val="pt-BR"/>
+        </w:rPr>
+        <w:t xml:space="preserve">6.4 Limitações</w:t>
+      </w:r>
+    </w:p>
+    <w:p>
+      <w:pPr>
+        <w:pStyle w:val="Commarcadores"/>
+        <w:rPr>
+          <w:lang w:val="pt-BR"/>
+        </w:rPr>
+      </w:pPr>
+      <w:r>
+        <w:rPr>
+          <w:lang w:val="pt-BR"/>
+        </w:rPr>
+        <w:t xml:space="preserve">Uma tentativa por configuração, sem medida de variação; resultados de piloto, não oficiais.</w:t>
+      </w:r>
+    </w:p>
+    <w:p>
+      <w:pPr>
+        <w:pStyle w:val="Commarcadores"/>
+        <w:rPr>
+          <w:lang w:val="pt-BR"/>
+        </w:rPr>
+      </w:pPr>
+      <w:r>
+        <w:rPr>
+          <w:lang w:val="pt-BR"/>
+        </w:rPr>
+        <w:t xml:space="preserve">Custo estimado por preço público de API, e latência medida sem rede real.</w:t>
+      </w:r>
+    </w:p>
+    <w:p>
+      <w:pPr>
+        <w:pStyle w:val="Ttulo1"/>
+        <w:rPr>
+          <w:lang w:val="pt-BR"/>
+        </w:rPr>
+      </w:pPr>
+      <w:r>
+        <w:rPr>
+          <w:lang w:val="pt-BR"/>
+        </w:rPr>
+        <w:t xml:space="preserve">7. Referências</w:t>
       </w:r>
     </w:p>
     <w:p>
@@ -2050,6 +4457,24 @@
           <w:lang w:val="pt-BR"/>
         </w:rPr>
         <w:t xml:space="preserve">LAB02. Enunciado e documentação oficial da disciplina. 2026.</w:t>
+      </w:r>
+    </w:p>
+    <w:p>
+      <w:pPr>
+        <w:pStyle w:val="PargrafodaLista"/>
+        <w:numPr>
+          <w:ilvl w:val="0"/>
+          <w:numId w:val="10"/>
+        </w:numPr>
+        <w:rPr>
+          <w:lang w:val="pt-BR"/>
+        </w:rPr>
+      </w:pPr>
+      <w:r>
+        <w:rPr>
+          <w:lang w:val="pt-BR"/>
+        </w:rPr>
+        <w:t xml:space="preserve">LLM-BENCH. Agentes de programação implementando uma API de encurtar URLs: relatório metodológico do piloto. 2026.</w:t>
       </w:r>
     </w:p>
     <w:p>

--- a/lab02/relatorio/Relatorio_Laboratorio_Lab02.docx
+++ b/lab02/relatorio/Relatorio_Laboratorio_Lab02.docx
@@ -4018,7 +4018,756 @@
         <w:rPr>
           <w:rtl w:val="0"/>
         </w:rPr>
-        <w:t xml:space="preserve">Cada agente recebeu o mesmo enunciado: implementar do zero uma API HTTP de encurtar URLs (5 operações, persistência, concorrência e durabilidade), com stack livre.</w:t>
+        <w:t xml:space="preserve">Cada agente recebeu o mesmo enunciado: implementar do zero uma API HTTP de encurtar URLs. A linguagem, o framework e a persistência eram livres, entre as ferramentas do ambiente (Python, Node.js, Go e Java). A API tinha cinco operações:</w:t>
+      </w:r>
+    </w:p>
+    <w:tbl>
+      <w:tblPr>
+        <w:tblStyle w:val="Table4"/>
+        <w:tblW w:w="9400.0" w:type="dxa"/>
+        <w:jc w:val="left"/>
+        <w:tblInd w:w="-108.0" w:type="dxa"/>
+        <w:tblBorders>
+          <w:top w:color="000000" w:space="0" w:sz="4" w:val="single"/>
+          <w:left w:color="000000" w:space="0" w:sz="4" w:val="single"/>
+          <w:bottom w:color="000000" w:space="0" w:sz="4" w:val="single"/>
+          <w:right w:color="000000" w:space="0" w:sz="4" w:val="single"/>
+          <w:insideH w:color="000000" w:space="0" w:sz="4" w:val="single"/>
+          <w:insideV w:color="000000" w:space="0" w:sz="4" w:val="single"/>
+        </w:tblBorders>
+        <w:tblLayout w:type="fixed"/>
+        <w:tblLook w:val="0400"/>
+      </w:tblPr>
+      <w:tblGrid>
+        <w:gridCol w:w="2700"/>
+        <w:gridCol w:w="4400"/>
+        <w:gridCol w:w="2300"/>
+        <w:tblGridChange w:id="0">
+          <w:tblGrid>
+            <w:gridCol w:w="3133"/>
+            <w:gridCol w:w="3133"/>
+            <w:gridCol w:w="3134"/>
+          </w:tblGrid>
+        </w:tblGridChange>
+      </w:tblGrid>
+      <w:tr>
+        <w:trPr>
+          <w:cantSplit w:val="0"/>
+          <w:tblHeader w:val="0"/>
+        </w:trPr>
+        <w:tc>
+          <w:tcPr>
+            <w:shd w:fill="1f6e63" w:val="clear"/>
+          </w:tcPr>
+          <w:p>
+            <w:pPr>
+              <w:rPr/>
+            </w:pPr>
+            <w:r>
+              <w:rPr>
+                <w:b/>
+                <w:color w:val="ffffff"/>
+                <w:sz w:val="20"/>
+                <w:szCs w:val="20"/>
+                <w:rtl w:val="0"/>
+              </w:rPr>
+              <w:t xml:space="preserve">Operação</w:t>
+            </w:r>
+          </w:p>
+        </w:tc>
+        <w:tc>
+          <w:tcPr>
+            <w:shd w:fill="1f6e63" w:val="clear"/>
+          </w:tcPr>
+          <w:p>
+            <w:pPr>
+              <w:rPr/>
+            </w:pPr>
+            <w:r>
+              <w:rPr>
+                <w:b/>
+                <w:color w:val="ffffff"/>
+                <w:sz w:val="20"/>
+                <w:szCs w:val="20"/>
+                <w:rtl w:val="0"/>
+              </w:rPr>
+              <w:t xml:space="preserve">O que faz</w:t>
+            </w:r>
+          </w:p>
+        </w:tc>
+        <w:tc>
+          <w:tcPr>
+            <w:shd w:fill="1f6e63" w:val="clear"/>
+          </w:tcPr>
+          <w:p>
+            <w:pPr>
+              <w:rPr/>
+            </w:pPr>
+            <w:r>
+              <w:rPr>
+                <w:b/>
+                <w:color w:val="ffffff"/>
+                <w:sz w:val="20"/>
+                <w:szCs w:val="20"/>
+                <w:rtl w:val="0"/>
+              </w:rPr>
+              <w:t xml:space="preserve">Sucesso / erros</w:t>
+            </w:r>
+          </w:p>
+        </w:tc>
+      </w:tr>
+      <w:tr>
+        <w:trPr>
+          <w:cantSplit w:val="0"/>
+          <w:tblHeader w:val="0"/>
+        </w:trPr>
+        <w:tc>
+          <w:tcPr/>
+          <w:p>
+            <w:pPr>
+              <w:rPr/>
+            </w:pPr>
+            <w:r>
+              <w:rPr>
+                <w:sz w:val="19"/>
+                <w:szCs w:val="19"/>
+                <w:rtl w:val="0"/>
+              </w:rPr>
+              <w:t xml:space="preserve">GET /health</w:t>
+            </w:r>
+          </w:p>
+        </w:tc>
+        <w:tc>
+          <w:tcPr/>
+          <w:p>
+            <w:pPr>
+              <w:rPr/>
+            </w:pPr>
+            <w:r>
+              <w:rPr>
+                <w:sz w:val="19"/>
+                <w:szCs w:val="19"/>
+                <w:rtl w:val="0"/>
+              </w:rPr>
+              <w:t xml:space="preserve">Indica que o serviço está pronto</w:t>
+            </w:r>
+          </w:p>
+        </w:tc>
+        <w:tc>
+          <w:tcPr/>
+          <w:p>
+            <w:pPr>
+              <w:rPr/>
+            </w:pPr>
+            <w:r>
+              <w:rPr>
+                <w:sz w:val="19"/>
+                <w:szCs w:val="19"/>
+                <w:rtl w:val="0"/>
+              </w:rPr>
+              <w:t xml:space="preserve">200</w:t>
+            </w:r>
+          </w:p>
+        </w:tc>
+      </w:tr>
+      <w:tr>
+        <w:trPr>
+          <w:cantSplit w:val="0"/>
+          <w:tblHeader w:val="0"/>
+        </w:trPr>
+        <w:tc>
+          <w:tcPr/>
+          <w:p>
+            <w:pPr>
+              <w:rPr/>
+            </w:pPr>
+            <w:r>
+              <w:rPr>
+                <w:sz w:val="19"/>
+                <w:szCs w:val="19"/>
+                <w:rtl w:val="0"/>
+              </w:rPr>
+              <w:t xml:space="preserve">POST /api/links</w:t>
+            </w:r>
+          </w:p>
+        </w:tc>
+        <w:tc>
+          <w:tcPr/>
+          <w:p>
+            <w:pPr>
+              <w:rPr/>
+            </w:pPr>
+            <w:r>
+              <w:rPr>
+                <w:sz w:val="19"/>
+                <w:szCs w:val="19"/>
+                <w:rtl w:val="0"/>
+              </w:rPr>
+              <w:t xml:space="preserve">Cria um link curto a partir de uma URL, com alias e expiração opcionais</w:t>
+            </w:r>
+          </w:p>
+        </w:tc>
+        <w:tc>
+          <w:tcPr/>
+          <w:p>
+            <w:pPr>
+              <w:rPr/>
+            </w:pPr>
+            <w:r>
+              <w:rPr>
+                <w:sz w:val="19"/>
+                <w:szCs w:val="19"/>
+                <w:rtl w:val="0"/>
+              </w:rPr>
+              <w:t xml:space="preserve">201 / 400, 409, 422</w:t>
+            </w:r>
+          </w:p>
+        </w:tc>
+      </w:tr>
+      <w:tr>
+        <w:trPr>
+          <w:cantSplit w:val="0"/>
+          <w:tblHeader w:val="0"/>
+        </w:trPr>
+        <w:tc>
+          <w:tcPr/>
+          <w:p>
+            <w:pPr>
+              <w:rPr/>
+            </w:pPr>
+            <w:r>
+              <w:rPr>
+                <w:sz w:val="19"/>
+                <w:szCs w:val="19"/>
+                <w:rtl w:val="0"/>
+              </w:rPr>
+              <w:t xml:space="preserve">GET /{code}</w:t>
+            </w:r>
+          </w:p>
+        </w:tc>
+        <w:tc>
+          <w:tcPr/>
+          <w:p>
+            <w:pPr>
+              <w:rPr/>
+            </w:pPr>
+            <w:r>
+              <w:rPr>
+                <w:sz w:val="19"/>
+                <w:szCs w:val="19"/>
+                <w:rtl w:val="0"/>
+              </w:rPr>
+              <w:t xml:space="preserve">Redireciona para a URL original e conta uma visita</w:t>
+            </w:r>
+          </w:p>
+        </w:tc>
+        <w:tc>
+          <w:tcPr/>
+          <w:p>
+            <w:pPr>
+              <w:rPr/>
+            </w:pPr>
+            <w:r>
+              <w:rPr>
+                <w:sz w:val="19"/>
+                <w:szCs w:val="19"/>
+                <w:rtl w:val="0"/>
+              </w:rPr>
+              <w:t xml:space="preserve">302 / 404, 410</w:t>
+            </w:r>
+          </w:p>
+        </w:tc>
+      </w:tr>
+      <w:tr>
+        <w:trPr>
+          <w:cantSplit w:val="0"/>
+          <w:tblHeader w:val="0"/>
+        </w:trPr>
+        <w:tc>
+          <w:tcPr/>
+          <w:p>
+            <w:pPr>
+              <w:rPr/>
+            </w:pPr>
+            <w:r>
+              <w:rPr>
+                <w:sz w:val="19"/>
+                <w:szCs w:val="19"/>
+                <w:rtl w:val="0"/>
+              </w:rPr>
+              <w:t xml:space="preserve">GET /api/links/{code}</w:t>
+            </w:r>
+          </w:p>
+        </w:tc>
+        <w:tc>
+          <w:tcPr/>
+          <w:p>
+            <w:pPr>
+              <w:rPr/>
+            </w:pPr>
+            <w:r>
+              <w:rPr>
+                <w:sz w:val="19"/>
+                <w:szCs w:val="19"/>
+                <w:rtl w:val="0"/>
+              </w:rPr>
+              <w:t xml:space="preserve">Consulta o link, sem contar visita</w:t>
+            </w:r>
+          </w:p>
+        </w:tc>
+        <w:tc>
+          <w:tcPr/>
+          <w:p>
+            <w:pPr>
+              <w:rPr/>
+            </w:pPr>
+            <w:r>
+              <w:rPr>
+                <w:sz w:val="19"/>
+                <w:szCs w:val="19"/>
+                <w:rtl w:val="0"/>
+              </w:rPr>
+              <w:t xml:space="preserve">200 / 404</w:t>
+            </w:r>
+          </w:p>
+        </w:tc>
+      </w:tr>
+      <w:tr>
+        <w:trPr>
+          <w:cantSplit w:val="0"/>
+          <w:tblHeader w:val="0"/>
+        </w:trPr>
+        <w:tc>
+          <w:tcPr/>
+          <w:p>
+            <w:pPr>
+              <w:rPr/>
+            </w:pPr>
+            <w:r>
+              <w:rPr>
+                <w:sz w:val="19"/>
+                <w:szCs w:val="19"/>
+                <w:rtl w:val="0"/>
+              </w:rPr>
+              <w:t xml:space="preserve">DELETE /api/links/{code}</w:t>
+            </w:r>
+          </w:p>
+        </w:tc>
+        <w:tc>
+          <w:tcPr/>
+          <w:p>
+            <w:pPr>
+              <w:rPr/>
+            </w:pPr>
+            <w:r>
+              <w:rPr>
+                <w:sz w:val="19"/>
+                <w:szCs w:val="19"/>
+                <w:rtl w:val="0"/>
+              </w:rPr>
+              <w:t xml:space="preserve">Exclui o link; o código não pode ser reutilizado</w:t>
+            </w:r>
+          </w:p>
+        </w:tc>
+        <w:tc>
+          <w:tcPr/>
+          <w:p>
+            <w:pPr>
+              <w:rPr/>
+            </w:pPr>
+            <w:r>
+              <w:rPr>
+                <w:sz w:val="19"/>
+                <w:szCs w:val="19"/>
+                <w:rtl w:val="0"/>
+              </w:rPr>
+              <w:t xml:space="preserve">204 / 404</w:t>
+            </w:r>
+          </w:p>
+        </w:tc>
+      </w:tr>
+    </w:tbl>
+    <w:p>
+      <w:pPr>
+        <w:rPr/>
+      </w:pPr>
+      <w:r>
+        <w:rPr>
+          <w:rtl w:val="0"/>
+        </w:rPr>
+      </w:r>
+    </w:p>
+    <w:p>
+      <w:pPr>
+        <w:spacing w:after="200" w:lineRule="auto"/>
+        <w:ind w:left="198" w:firstLine="0"/>
+        <w:rPr/>
+      </w:pPr>
+      <w:r>
+        <w:rPr>
+          <w:rtl w:val="0"/>
+        </w:rPr>
+        <w:t xml:space="preserve">O enunciado também fixava as regras de entrega e de comportamento:</w:t>
+      </w:r>
+    </w:p>
+    <w:p>
+      <w:pPr>
+        <w:keepNext w:val="0"/>
+        <w:keepLines w:val="0"/>
+        <w:pageBreakBefore w:val="0"/>
+        <w:widowControl w:val="1"/>
+        <w:numPr>
+          <w:ilvl w:val="0"/>
+          <w:numId w:val="1"/>
+        </w:numPr>
+        <w:pBdr>
+          <w:top w:space="0" w:sz="0" w:val="nil"/>
+          <w:left w:space="0" w:sz="0" w:val="nil"/>
+          <w:bottom w:space="0" w:sz="0" w:val="nil"/>
+          <w:right w:space="0" w:sz="0" w:val="nil"/>
+          <w:between w:space="0" w:sz="0" w:val="nil"/>
+        </w:pBdr>
+        <w:shd w:fill="auto" w:val="clear"/>
+        <w:spacing w:after="0" w:before="0" w:line="276" w:lineRule="auto"/>
+        <w:ind w:left="360" w:right="0" w:hanging="360"/>
+        <w:jc w:val="left"/>
+        <w:rPr>
+          <w:b w:val="0"/>
+          <w:bCs w:val="0"/>
+          <w:i w:val="0"/>
+          <w:iCs w:val="0"/>
+          <w:smallCaps w:val="0"/>
+          <w:strike w:val="0"/>
+          <w:color w:val="202020"/>
+          <w:sz w:val="22"/>
+          <w:szCs w:val="22"/>
+          <w:u w:val="none"/>
+          <w:shd w:fill="auto" w:val="clear"/>
+          <w:vertAlign w:val="baseline"/>
+        </w:rPr>
+      </w:pPr>
+      <w:r>
+        <w:rPr>
+          <w:rFonts w:ascii="Calibri" w:cs="Calibri" w:eastAsia="Calibri" w:hAnsi="Calibri"/>
+          <w:b/>
+          <w:i w:val="0"/>
+          <w:iCs w:val="0"/>
+          <w:smallCaps w:val="0"/>
+          <w:strike w:val="0"/>
+          <w:color w:val="202020"/>
+          <w:sz w:val="22"/>
+          <w:szCs w:val="22"/>
+          <w:u w:val="none"/>
+          <w:shd w:fill="auto" w:val="clear"/>
+          <w:vertAlign w:val="baseline"/>
+          <w:rtl w:val="0"/>
+        </w:rPr>
+        <w:t xml:space="preserve">Entrega: </w:t>
+      </w:r>
+      <w:r>
+        <w:rPr>
+          <w:rFonts w:ascii="Calibri" w:cs="Calibri" w:eastAsia="Calibri" w:hAnsi="Calibri"/>
+          <w:i w:val="0"/>
+          <w:iCs w:val="0"/>
+          <w:smallCaps w:val="0"/>
+          <w:strike w:val="0"/>
+          <w:color w:val="202020"/>
+          <w:sz w:val="22"/>
+          <w:szCs w:val="22"/>
+          <w:u w:val="none"/>
+          <w:shd w:fill="auto" w:val="clear"/>
+          <w:vertAlign w:val="baseline"/>
+          <w:rtl w:val="0"/>
+        </w:rPr>
+        <w:t xml:space="preserve">um build.sh e um start.sh, que o avaliador executa num container novo, sem rede externa, com o servidor na porta 8080.</w:t>
+      </w:r>
+    </w:p>
+    <w:p>
+      <w:pPr>
+        <w:keepNext w:val="0"/>
+        <w:keepLines w:val="0"/>
+        <w:pageBreakBefore w:val="0"/>
+        <w:widowControl w:val="1"/>
+        <w:numPr>
+          <w:ilvl w:val="0"/>
+          <w:numId w:val="1"/>
+        </w:numPr>
+        <w:pBdr>
+          <w:top w:space="0" w:sz="0" w:val="nil"/>
+          <w:left w:space="0" w:sz="0" w:val="nil"/>
+          <w:bottom w:space="0" w:sz="0" w:val="nil"/>
+          <w:right w:space="0" w:sz="0" w:val="nil"/>
+          <w:between w:space="0" w:sz="0" w:val="nil"/>
+        </w:pBdr>
+        <w:shd w:fill="auto" w:val="clear"/>
+        <w:spacing w:after="0" w:before="0" w:line="276" w:lineRule="auto"/>
+        <w:ind w:left="360" w:right="0" w:hanging="360"/>
+        <w:jc w:val="left"/>
+        <w:rPr>
+          <w:b w:val="0"/>
+          <w:bCs w:val="0"/>
+          <w:i w:val="0"/>
+          <w:iCs w:val="0"/>
+          <w:smallCaps w:val="0"/>
+          <w:strike w:val="0"/>
+          <w:color w:val="202020"/>
+          <w:sz w:val="22"/>
+          <w:szCs w:val="22"/>
+          <w:u w:val="none"/>
+          <w:shd w:fill="auto" w:val="clear"/>
+          <w:vertAlign w:val="baseline"/>
+        </w:rPr>
+      </w:pPr>
+      <w:r>
+        <w:rPr>
+          <w:rFonts w:ascii="Calibri" w:cs="Calibri" w:eastAsia="Calibri" w:hAnsi="Calibri"/>
+          <w:b/>
+          <w:i w:val="0"/>
+          <w:iCs w:val="0"/>
+          <w:smallCaps w:val="0"/>
+          <w:strike w:val="0"/>
+          <w:color w:val="202020"/>
+          <w:sz w:val="22"/>
+          <w:szCs w:val="22"/>
+          <w:u w:val="none"/>
+          <w:shd w:fill="auto" w:val="clear"/>
+          <w:vertAlign w:val="baseline"/>
+          <w:rtl w:val="0"/>
+        </w:rPr>
+        <w:t xml:space="preserve">Persistência: </w:t>
+      </w:r>
+      <w:r>
+        <w:rPr>
+          <w:rFonts w:ascii="Calibri" w:cs="Calibri" w:eastAsia="Calibri" w:hAnsi="Calibri"/>
+          <w:i w:val="0"/>
+          <w:iCs w:val="0"/>
+          <w:smallCaps w:val="0"/>
+          <w:strike w:val="0"/>
+          <w:color w:val="202020"/>
+          <w:sz w:val="22"/>
+          <w:szCs w:val="22"/>
+          <w:u w:val="none"/>
+          <w:shd w:fill="auto" w:val="clear"/>
+          <w:vertAlign w:val="baseline"/>
+          <w:rtl w:val="0"/>
+        </w:rPr>
+        <w:t xml:space="preserve">somente no diretório DATA_DIR, sem serviços externos; banco embutido ou arquivos são permitidos.</w:t>
+      </w:r>
+    </w:p>
+    <w:p>
+      <w:pPr>
+        <w:keepNext w:val="0"/>
+        <w:keepLines w:val="0"/>
+        <w:pageBreakBefore w:val="0"/>
+        <w:widowControl w:val="1"/>
+        <w:numPr>
+          <w:ilvl w:val="0"/>
+          <w:numId w:val="1"/>
+        </w:numPr>
+        <w:pBdr>
+          <w:top w:space="0" w:sz="0" w:val="nil"/>
+          <w:left w:space="0" w:sz="0" w:val="nil"/>
+          <w:bottom w:space="0" w:sz="0" w:val="nil"/>
+          <w:right w:space="0" w:sz="0" w:val="nil"/>
+          <w:between w:space="0" w:sz="0" w:val="nil"/>
+        </w:pBdr>
+        <w:shd w:fill="auto" w:val="clear"/>
+        <w:spacing w:after="0" w:before="0" w:line="276" w:lineRule="auto"/>
+        <w:ind w:left="360" w:right="0" w:hanging="360"/>
+        <w:jc w:val="left"/>
+        <w:rPr>
+          <w:b w:val="0"/>
+          <w:bCs w:val="0"/>
+          <w:i w:val="0"/>
+          <w:iCs w:val="0"/>
+          <w:smallCaps w:val="0"/>
+          <w:strike w:val="0"/>
+          <w:color w:val="202020"/>
+          <w:sz w:val="22"/>
+          <w:szCs w:val="22"/>
+          <w:u w:val="none"/>
+          <w:shd w:fill="auto" w:val="clear"/>
+          <w:vertAlign w:val="baseline"/>
+        </w:rPr>
+      </w:pPr>
+      <w:r>
+        <w:rPr>
+          <w:rFonts w:ascii="Calibri" w:cs="Calibri" w:eastAsia="Calibri" w:hAnsi="Calibri"/>
+          <w:b/>
+          <w:i w:val="0"/>
+          <w:iCs w:val="0"/>
+          <w:smallCaps w:val="0"/>
+          <w:strike w:val="0"/>
+          <w:color w:val="202020"/>
+          <w:sz w:val="22"/>
+          <w:szCs w:val="22"/>
+          <w:u w:val="none"/>
+          <w:shd w:fill="auto" w:val="clear"/>
+          <w:vertAlign w:val="baseline"/>
+          <w:rtl w:val="0"/>
+        </w:rPr>
+        <w:t xml:space="preserve">Validação: </w:t>
+      </w:r>
+      <w:r>
+        <w:rPr>
+          <w:rFonts w:ascii="Calibri" w:cs="Calibri" w:eastAsia="Calibri" w:hAnsi="Calibri"/>
+          <w:i w:val="0"/>
+          <w:iCs w:val="0"/>
+          <w:smallCaps w:val="0"/>
+          <w:strike w:val="0"/>
+          <w:color w:val="202020"/>
+          <w:sz w:val="22"/>
+          <w:szCs w:val="22"/>
+          <w:u w:val="none"/>
+          <w:shd w:fill="auto" w:val="clear"/>
+          <w:vertAlign w:val="baseline"/>
+          <w:rtl w:val="0"/>
+        </w:rPr>
+        <w:t xml:space="preserve">URL absoluta http ou https de até 2048 caracteres, alias de 3 a 32 caracteres, expiração no futuro e erros em JSON com código padronizado.</w:t>
+      </w:r>
+    </w:p>
+    <w:p>
+      <w:pPr>
+        <w:keepNext w:val="0"/>
+        <w:keepLines w:val="0"/>
+        <w:pageBreakBefore w:val="0"/>
+        <w:widowControl w:val="1"/>
+        <w:numPr>
+          <w:ilvl w:val="0"/>
+          <w:numId w:val="1"/>
+        </w:numPr>
+        <w:pBdr>
+          <w:top w:space="0" w:sz="0" w:val="nil"/>
+          <w:left w:space="0" w:sz="0" w:val="nil"/>
+          <w:bottom w:space="0" w:sz="0" w:val="nil"/>
+          <w:right w:space="0" w:sz="0" w:val="nil"/>
+          <w:between w:space="0" w:sz="0" w:val="nil"/>
+        </w:pBdr>
+        <w:shd w:fill="auto" w:val="clear"/>
+        <w:spacing w:after="0" w:before="0" w:line="276" w:lineRule="auto"/>
+        <w:ind w:left="360" w:right="0" w:hanging="360"/>
+        <w:jc w:val="left"/>
+        <w:rPr>
+          <w:b w:val="0"/>
+          <w:bCs w:val="0"/>
+          <w:i w:val="0"/>
+          <w:iCs w:val="0"/>
+          <w:smallCaps w:val="0"/>
+          <w:strike w:val="0"/>
+          <w:color w:val="202020"/>
+          <w:sz w:val="22"/>
+          <w:szCs w:val="22"/>
+          <w:u w:val="none"/>
+          <w:shd w:fill="auto" w:val="clear"/>
+          <w:vertAlign w:val="baseline"/>
+        </w:rPr>
+      </w:pPr>
+      <w:r>
+        <w:rPr>
+          <w:rFonts w:ascii="Calibri" w:cs="Calibri" w:eastAsia="Calibri" w:hAnsi="Calibri"/>
+          <w:b/>
+          <w:i w:val="0"/>
+          <w:iCs w:val="0"/>
+          <w:smallCaps w:val="0"/>
+          <w:strike w:val="0"/>
+          <w:color w:val="202020"/>
+          <w:sz w:val="22"/>
+          <w:szCs w:val="22"/>
+          <w:u w:val="none"/>
+          <w:shd w:fill="auto" w:val="clear"/>
+          <w:vertAlign w:val="baseline"/>
+          <w:rtl w:val="0"/>
+        </w:rPr>
+        <w:t xml:space="preserve">Concorrência e durabilidade: </w:t>
+      </w:r>
+      <w:r>
+        <w:rPr>
+          <w:rFonts w:ascii="Calibri" w:cs="Calibri" w:eastAsia="Calibri" w:hAnsi="Calibri"/>
+          <w:i w:val="0"/>
+          <w:iCs w:val="0"/>
+          <w:smallCaps w:val="0"/>
+          <w:strike w:val="0"/>
+          <w:color w:val="202020"/>
+          <w:sz w:val="22"/>
+          <w:szCs w:val="22"/>
+          <w:u w:val="none"/>
+          <w:shd w:fill="auto" w:val="clear"/>
+          <w:vertAlign w:val="baseline"/>
+          <w:rtl w:val="0"/>
+        </w:rPr>
+        <w:t xml:space="preserve">requisições simultâneas não podem perder visitas nem repetir códigos ou aliases, e tudo o que foi confirmado deve sobreviver a um encerramento (SIGTERM) e reinício.</w:t>
+      </w:r>
+    </w:p>
+    <w:p>
+      <w:pPr>
+        <w:keepNext w:val="0"/>
+        <w:keepLines w:val="0"/>
+        <w:pageBreakBefore w:val="0"/>
+        <w:widowControl w:val="1"/>
+        <w:numPr>
+          <w:ilvl w:val="0"/>
+          <w:numId w:val="1"/>
+        </w:numPr>
+        <w:pBdr>
+          <w:top w:space="0" w:sz="0" w:val="nil"/>
+          <w:left w:space="0" w:sz="0" w:val="nil"/>
+          <w:bottom w:space="0" w:sz="0" w:val="nil"/>
+          <w:right w:space="0" w:sz="0" w:val="nil"/>
+          <w:between w:space="0" w:sz="0" w:val="nil"/>
+        </w:pBdr>
+        <w:shd w:fill="auto" w:val="clear"/>
+        <w:spacing w:after="200" w:before="0" w:line="276" w:lineRule="auto"/>
+        <w:ind w:left="360" w:right="0" w:hanging="360"/>
+        <w:jc w:val="left"/>
+        <w:rPr>
+          <w:b w:val="0"/>
+          <w:bCs w:val="0"/>
+          <w:i w:val="0"/>
+          <w:iCs w:val="0"/>
+          <w:smallCaps w:val="0"/>
+          <w:strike w:val="0"/>
+          <w:color w:val="202020"/>
+          <w:sz w:val="22"/>
+          <w:szCs w:val="22"/>
+          <w:u w:val="none"/>
+          <w:shd w:fill="auto" w:val="clear"/>
+          <w:vertAlign w:val="baseline"/>
+        </w:rPr>
+      </w:pPr>
+      <w:r>
+        <w:rPr>
+          <w:rFonts w:ascii="Calibri" w:cs="Calibri" w:eastAsia="Calibri" w:hAnsi="Calibri"/>
+          <w:b/>
+          <w:i w:val="0"/>
+          <w:iCs w:val="0"/>
+          <w:smallCaps w:val="0"/>
+          <w:strike w:val="0"/>
+          <w:color w:val="202020"/>
+          <w:sz w:val="22"/>
+          <w:szCs w:val="22"/>
+          <w:u w:val="none"/>
+          <w:shd w:fill="auto" w:val="clear"/>
+          <w:vertAlign w:val="baseline"/>
+          <w:rtl w:val="0"/>
+        </w:rPr>
+        <w:t xml:space="preserve">Fora do escopo: </w:t>
+      </w:r>
+      <w:r>
+        <w:rPr>
+          <w:rFonts w:ascii="Calibri" w:cs="Calibri" w:eastAsia="Calibri" w:hAnsi="Calibri"/>
+          <w:i w:val="0"/>
+          <w:iCs w:val="0"/>
+          <w:smallCaps w:val="0"/>
+          <w:strike w:val="0"/>
+          <w:color w:val="202020"/>
+          <w:sz w:val="22"/>
+          <w:szCs w:val="22"/>
+          <w:u w:val="none"/>
+          <w:shd w:fill="auto" w:val="clear"/>
+          <w:vertAlign w:val="baseline"/>
+          <w:rtl w:val="0"/>
+        </w:rPr>
+        <w:t xml:space="preserve">autenticação, listagem, edição de links e interface web.</w:t>
       </w:r>
     </w:p>
     <w:tbl>
@@ -4098,7 +4847,7 @@
                 <w:szCs w:val="20"/>
                 <w:rtl w:val="0"/>
               </w:rPr>
-              <w:t xml:space="preserve">Modelo</w:t>
+              <w:t>Modelo · effort</w:t>
             </w:r>
             <w:r>
               <w:rPr>
@@ -4172,7 +4921,7 @@
                 <w:szCs w:val="19"/>
                 <w:rtl w:val="0"/>
               </w:rPr>
-              <w:t xml:space="preserve">claude-opus-5-5</w:t>
+              <w:t>claude-opus-5-5 · high</w:t>
             </w:r>
             <w:r>
               <w:rPr>
@@ -4241,7 +4990,7 @@
                 <w:szCs w:val="19"/>
                 <w:rtl w:val="0"/>
               </w:rPr>
-              <w:t xml:space="preserve">gpt-6-sol</w:t>
+              <w:t>gpt-6-sol · high</w:t>
             </w:r>
             <w:r>
               <w:rPr>
@@ -4310,7 +5059,7 @@
                 <w:szCs w:val="19"/>
                 <w:rtl w:val="0"/>
               </w:rPr>
-              <w:t xml:space="preserve">gpt-6-astra</w:t>
+              <w:t>gpt-6-astra · high</w:t>
             </w:r>
             <w:r>
               <w:rPr>
@@ -4379,7 +5128,7 @@
                 <w:szCs w:val="19"/>
                 <w:rtl w:val="0"/>
               </w:rPr>
-              <w:t xml:space="preserve">muse-spark-1.3</w:t>
+              <w:t>muse-spark-1.3 · xhigh</w:t>
             </w:r>
             <w:r>
               <w:rPr>
@@ -4719,952 +5468,6 @@
           <w:rtl w:val="0"/>
         </w:rPr>
         <w:t xml:space="preserve">6.2 Resultados</w:t>
-      </w:r>
-    </w:p>
-    <w:tbl>
-      <w:tblPr>
-        <w:tblStyle w:val="Table6"/>
-        <w:tblW w:w="9400.0" w:type="dxa"/>
-        <w:jc w:val="left"/>
-        <w:tblInd w:w="-108.0" w:type="dxa"/>
-        <w:tblBorders>
-          <w:top w:color="000000" w:space="0" w:sz="4" w:val="single"/>
-          <w:left w:color="000000" w:space="0" w:sz="4" w:val="single"/>
-          <w:bottom w:color="000000" w:space="0" w:sz="4" w:val="single"/>
-          <w:right w:color="000000" w:space="0" w:sz="4" w:val="single"/>
-          <w:insideH w:color="000000" w:space="0" w:sz="4" w:val="single"/>
-          <w:insideV w:color="000000" w:space="0" w:sz="4" w:val="single"/>
-        </w:tblBorders>
-        <w:tblLayout w:type="fixed"/>
-        <w:tblLook w:val="0400"/>
-      </w:tblPr>
-      <w:tblGrid>
-        <w:gridCol w:w="2600"/>
-        <w:gridCol w:w="1700"/>
-        <w:gridCol w:w="1700"/>
-        <w:gridCol w:w="1700"/>
-        <w:gridCol w:w="1700"/>
-        <w:tblGridChange w:id="0">
-          <w:tblGrid>
-            <w:gridCol w:w="2600"/>
-            <w:gridCol w:w="1700"/>
-            <w:gridCol w:w="1700"/>
-            <w:gridCol w:w="1700"/>
-            <w:gridCol w:w="1700"/>
-          </w:tblGrid>
-        </w:tblGridChange>
-      </w:tblGrid>
-      <w:tr>
-        <w:trPr>
-          <w:cantSplit w:val="0"/>
-          <w:tblHeader w:val="0"/>
-        </w:trPr>
-        <w:tc>
-          <w:tcPr>
-            <w:shd w:fill="1f6e63" w:val="clear"/>
-          </w:tcPr>
-          <w:p>
-            <w:pPr>
-              <w:rPr/>
-            </w:pPr>
-            <w:r>
-              <w:rPr>
-                <w:rtl w:val="0"/>
-              </w:rPr>
-            </w:r>
-          </w:p>
-        </w:tc>
-        <w:tc>
-          <w:tcPr>
-            <w:shd w:fill="1f6e63" w:val="clear"/>
-          </w:tcPr>
-          <w:p>
-            <w:pPr>
-              <w:rPr/>
-            </w:pPr>
-            <w:r>
-              <w:rPr>
-                <w:b w:val="1"/>
-                <w:bCs w:val="1"/>
-                <w:color w:val="ffffff"/>
-                <w:sz w:val="20"/>
-                <w:szCs w:val="20"/>
-                <w:rtl w:val="0"/>
-              </w:rPr>
-              <w:t xml:space="preserve">Opus</w:t>
-            </w:r>
-            <w:r>
-              <w:rPr>
-                <w:rtl w:val="0"/>
-              </w:rPr>
-            </w:r>
-          </w:p>
-        </w:tc>
-        <w:tc>
-          <w:tcPr>
-            <w:shd w:fill="1f6e63" w:val="clear"/>
-          </w:tcPr>
-          <w:p>
-            <w:pPr>
-              <w:rPr/>
-            </w:pPr>
-            <w:r>
-              <w:rPr>
-                <w:b w:val="1"/>
-                <w:bCs w:val="1"/>
-                <w:color w:val="ffffff"/>
-                <w:sz w:val="20"/>
-                <w:szCs w:val="20"/>
-                <w:rtl w:val="0"/>
-              </w:rPr>
-              <w:t xml:space="preserve">Sol</w:t>
-            </w:r>
-            <w:r>
-              <w:rPr>
-                <w:rtl w:val="0"/>
-              </w:rPr>
-            </w:r>
-          </w:p>
-        </w:tc>
-        <w:tc>
-          <w:tcPr>
-            <w:shd w:fill="1f6e63" w:val="clear"/>
-          </w:tcPr>
-          <w:p>
-            <w:pPr>
-              <w:rPr/>
-            </w:pPr>
-            <w:r>
-              <w:rPr>
-                <w:b w:val="1"/>
-                <w:bCs w:val="1"/>
-                <w:color w:val="ffffff"/>
-                <w:sz w:val="20"/>
-                <w:szCs w:val="20"/>
-                <w:rtl w:val="0"/>
-              </w:rPr>
-              <w:t xml:space="preserve">Astra</w:t>
-            </w:r>
-            <w:r>
-              <w:rPr>
-                <w:rtl w:val="0"/>
-              </w:rPr>
-            </w:r>
-          </w:p>
-        </w:tc>
-        <w:tc>
-          <w:tcPr>
-            <w:shd w:fill="1f6e63" w:val="clear"/>
-          </w:tcPr>
-          <w:p>
-            <w:pPr>
-              <w:rPr/>
-            </w:pPr>
-            <w:r>
-              <w:rPr>
-                <w:b w:val="1"/>
-                <w:bCs w:val="1"/>
-                <w:color w:val="ffffff"/>
-                <w:sz w:val="20"/>
-                <w:szCs w:val="20"/>
-                <w:rtl w:val="0"/>
-              </w:rPr>
-              <w:t xml:space="preserve">Muse</w:t>
-            </w:r>
-            <w:r>
-              <w:rPr>
-                <w:rtl w:val="0"/>
-              </w:rPr>
-            </w:r>
-          </w:p>
-        </w:tc>
-      </w:tr>
-      <w:tr>
-        <w:trPr>
-          <w:cantSplit w:val="0"/>
-          <w:tblHeader w:val="0"/>
-        </w:trPr>
-        <w:tc>
-          <w:tcPr/>
-          <w:p>
-            <w:pPr>
-              <w:rPr/>
-            </w:pPr>
-            <w:r>
-              <w:rPr>
-                <w:sz w:val="19"/>
-                <w:szCs w:val="19"/>
-                <w:rtl w:val="0"/>
-              </w:rPr>
-              <w:t xml:space="preserve">Requisitos</w:t>
-            </w:r>
-            <w:r>
-              <w:rPr>
-                <w:rtl w:val="0"/>
-              </w:rPr>
-            </w:r>
-          </w:p>
-        </w:tc>
-        <w:tc>
-          <w:tcPr/>
-          <w:p>
-            <w:pPr>
-              <w:rPr/>
-            </w:pPr>
-            <w:r>
-              <w:rPr>
-                <w:sz w:val="19"/>
-                <w:szCs w:val="19"/>
-                <w:rtl w:val="0"/>
-              </w:rPr>
-              <w:t xml:space="preserve">35/35</w:t>
-            </w:r>
-            <w:r>
-              <w:rPr>
-                <w:rtl w:val="0"/>
-              </w:rPr>
-            </w:r>
-          </w:p>
-        </w:tc>
-        <w:tc>
-          <w:tcPr/>
-          <w:p>
-            <w:pPr>
-              <w:rPr/>
-            </w:pPr>
-            <w:r>
-              <w:rPr>
-                <w:sz w:val="19"/>
-                <w:szCs w:val="19"/>
-                <w:rtl w:val="0"/>
-              </w:rPr>
-              <w:t xml:space="preserve">35/35</w:t>
-            </w:r>
-            <w:r>
-              <w:rPr>
-                <w:rtl w:val="0"/>
-              </w:rPr>
-            </w:r>
-          </w:p>
-        </w:tc>
-        <w:tc>
-          <w:tcPr/>
-          <w:p>
-            <w:pPr>
-              <w:rPr/>
-            </w:pPr>
-            <w:r>
-              <w:rPr>
-                <w:sz w:val="19"/>
-                <w:szCs w:val="19"/>
-                <w:rtl w:val="0"/>
-              </w:rPr>
-              <w:t xml:space="preserve">35/35</w:t>
-            </w:r>
-            <w:r>
-              <w:rPr>
-                <w:rtl w:val="0"/>
-              </w:rPr>
-            </w:r>
-          </w:p>
-        </w:tc>
-        <w:tc>
-          <w:tcPr/>
-          <w:p>
-            <w:pPr>
-              <w:rPr/>
-            </w:pPr>
-            <w:r>
-              <w:rPr>
-                <w:sz w:val="19"/>
-                <w:szCs w:val="19"/>
-                <w:rtl w:val="0"/>
-              </w:rPr>
-              <w:t xml:space="preserve">35/35</w:t>
-            </w:r>
-            <w:r>
-              <w:rPr>
-                <w:rtl w:val="0"/>
-              </w:rPr>
-            </w:r>
-          </w:p>
-        </w:tc>
-      </w:tr>
-      <w:tr>
-        <w:trPr>
-          <w:cantSplit w:val="0"/>
-          <w:tblHeader w:val="0"/>
-        </w:trPr>
-        <w:tc>
-          <w:tcPr/>
-          <w:p>
-            <w:pPr>
-              <w:rPr/>
-            </w:pPr>
-            <w:r>
-              <w:rPr>
-                <w:sz w:val="19"/>
-                <w:szCs w:val="19"/>
-                <w:rtl w:val="0"/>
-              </w:rPr>
-              <w:t xml:space="preserve">Tempo</w:t>
-            </w:r>
-            <w:r>
-              <w:rPr>
-                <w:rtl w:val="0"/>
-              </w:rPr>
-            </w:r>
-          </w:p>
-        </w:tc>
-        <w:tc>
-          <w:tcPr/>
-          <w:p>
-            <w:pPr>
-              <w:rPr/>
-            </w:pPr>
-            <w:r>
-              <w:rPr>
-                <w:sz w:val="19"/>
-                <w:szCs w:val="19"/>
-                <w:rtl w:val="0"/>
-              </w:rPr>
-              <w:t xml:space="preserve">197 s</w:t>
-            </w:r>
-            <w:r>
-              <w:rPr>
-                <w:rtl w:val="0"/>
-              </w:rPr>
-            </w:r>
-          </w:p>
-        </w:tc>
-        <w:tc>
-          <w:tcPr/>
-          <w:p>
-            <w:pPr>
-              <w:rPr/>
-            </w:pPr>
-            <w:r>
-              <w:rPr>
-                <w:sz w:val="19"/>
-                <w:szCs w:val="19"/>
-                <w:rtl w:val="0"/>
-              </w:rPr>
-              <w:t xml:space="preserve">374 s</w:t>
-            </w:r>
-            <w:r>
-              <w:rPr>
-                <w:rtl w:val="0"/>
-              </w:rPr>
-            </w:r>
-          </w:p>
-        </w:tc>
-        <w:tc>
-          <w:tcPr/>
-          <w:p>
-            <w:pPr>
-              <w:rPr/>
-            </w:pPr>
-            <w:r>
-              <w:rPr>
-                <w:sz w:val="19"/>
-                <w:szCs w:val="19"/>
-                <w:rtl w:val="0"/>
-              </w:rPr>
-              <w:t xml:space="preserve">367 s</w:t>
-            </w:r>
-            <w:r>
-              <w:rPr>
-                <w:rtl w:val="0"/>
-              </w:rPr>
-            </w:r>
-          </w:p>
-        </w:tc>
-        <w:tc>
-          <w:tcPr/>
-          <w:p>
-            <w:pPr>
-              <w:rPr/>
-            </w:pPr>
-            <w:r>
-              <w:rPr>
-                <w:sz w:val="19"/>
-                <w:szCs w:val="19"/>
-                <w:rtl w:val="0"/>
-              </w:rPr>
-              <w:t xml:space="preserve">602 s</w:t>
-            </w:r>
-            <w:r>
-              <w:rPr>
-                <w:rtl w:val="0"/>
-              </w:rPr>
-            </w:r>
-          </w:p>
-        </w:tc>
-      </w:tr>
-      <w:tr>
-        <w:trPr>
-          <w:cantSplit w:val="0"/>
-          <w:tblHeader w:val="0"/>
-        </w:trPr>
-        <w:tc>
-          <w:tcPr/>
-          <w:p>
-            <w:pPr>
-              <w:rPr/>
-            </w:pPr>
-            <w:r>
-              <w:rPr>
-                <w:sz w:val="19"/>
-                <w:szCs w:val="19"/>
-                <w:rtl w:val="0"/>
-              </w:rPr>
-              <w:t xml:space="preserve">Chamadas de ferramenta</w:t>
-            </w:r>
-            <w:r>
-              <w:rPr>
-                <w:rtl w:val="0"/>
-              </w:rPr>
-            </w:r>
-          </w:p>
-        </w:tc>
-        <w:tc>
-          <w:tcPr/>
-          <w:p>
-            <w:pPr>
-              <w:rPr/>
-            </w:pPr>
-            <w:r>
-              <w:rPr>
-                <w:sz w:val="19"/>
-                <w:szCs w:val="19"/>
-                <w:rtl w:val="0"/>
-              </w:rPr>
-              <w:t xml:space="preserve">13</w:t>
-            </w:r>
-            <w:r>
-              <w:rPr>
-                <w:rtl w:val="0"/>
-              </w:rPr>
-            </w:r>
-          </w:p>
-        </w:tc>
-        <w:tc>
-          <w:tcPr/>
-          <w:p>
-            <w:pPr>
-              <w:rPr/>
-            </w:pPr>
-            <w:r>
-              <w:rPr>
-                <w:sz w:val="19"/>
-                <w:szCs w:val="19"/>
-                <w:rtl w:val="0"/>
-              </w:rPr>
-              <w:t xml:space="preserve">12</w:t>
-            </w:r>
-            <w:r>
-              <w:rPr>
-                <w:rtl w:val="0"/>
-              </w:rPr>
-            </w:r>
-          </w:p>
-        </w:tc>
-        <w:tc>
-          <w:tcPr/>
-          <w:p>
-            <w:pPr>
-              <w:rPr/>
-            </w:pPr>
-            <w:r>
-              <w:rPr>
-                <w:sz w:val="19"/>
-                <w:szCs w:val="19"/>
-                <w:rtl w:val="0"/>
-              </w:rPr>
-              <w:t xml:space="preserve">10</w:t>
-            </w:r>
-            <w:r>
-              <w:rPr>
-                <w:rtl w:val="0"/>
-              </w:rPr>
-            </w:r>
-          </w:p>
-        </w:tc>
-        <w:tc>
-          <w:tcPr/>
-          <w:p>
-            <w:pPr>
-              <w:rPr/>
-            </w:pPr>
-            <w:r>
-              <w:rPr>
-                <w:sz w:val="19"/>
-                <w:szCs w:val="19"/>
-                <w:rtl w:val="0"/>
-              </w:rPr>
-              <w:t xml:space="preserve">45</w:t>
-            </w:r>
-            <w:r>
-              <w:rPr>
-                <w:rtl w:val="0"/>
-              </w:rPr>
-            </w:r>
-          </w:p>
-        </w:tc>
-      </w:tr>
-      <w:tr>
-        <w:trPr>
-          <w:cantSplit w:val="0"/>
-          <w:tblHeader w:val="0"/>
-        </w:trPr>
-        <w:tc>
-          <w:tcPr/>
-          <w:p>
-            <w:pPr>
-              <w:rPr/>
-            </w:pPr>
-            <w:r>
-              <w:rPr>
-                <w:sz w:val="19"/>
-                <w:szCs w:val="19"/>
-                <w:rtl w:val="0"/>
-              </w:rPr>
-              <w:t xml:space="preserve">Custo estimado</w:t>
-            </w:r>
-            <w:r>
-              <w:rPr>
-                <w:rtl w:val="0"/>
-              </w:rPr>
-            </w:r>
-          </w:p>
-        </w:tc>
-        <w:tc>
-          <w:tcPr/>
-          <w:p>
-            <w:pPr>
-              <w:rPr/>
-            </w:pPr>
-            <w:r>
-              <w:rPr>
-                <w:sz w:val="19"/>
-                <w:szCs w:val="19"/>
-                <w:rtl w:val="0"/>
-              </w:rPr>
-              <w:t xml:space="preserve">US$ 0,65</w:t>
-            </w:r>
-            <w:r>
-              <w:rPr>
-                <w:rtl w:val="0"/>
-              </w:rPr>
-            </w:r>
-          </w:p>
-        </w:tc>
-        <w:tc>
-          <w:tcPr/>
-          <w:p>
-            <w:pPr>
-              <w:rPr/>
-            </w:pPr>
-            <w:r>
-              <w:rPr>
-                <w:sz w:val="19"/>
-                <w:szCs w:val="19"/>
-                <w:rtl w:val="0"/>
-              </w:rPr>
-              <w:t xml:space="preserve">US$ 0,28</w:t>
-            </w:r>
-            <w:r>
-              <w:rPr>
-                <w:rtl w:val="0"/>
-              </w:rPr>
-            </w:r>
-          </w:p>
-        </w:tc>
-        <w:tc>
-          <w:tcPr/>
-          <w:p>
-            <w:pPr>
-              <w:rPr/>
-            </w:pPr>
-            <w:r>
-              <w:rPr>
-                <w:sz w:val="19"/>
-                <w:szCs w:val="19"/>
-                <w:rtl w:val="0"/>
-              </w:rPr>
-              <w:t xml:space="preserve">US$ 0,95</w:t>
-            </w:r>
-            <w:r>
-              <w:rPr>
-                <w:rtl w:val="0"/>
-              </w:rPr>
-            </w:r>
-          </w:p>
-        </w:tc>
-        <w:tc>
-          <w:tcPr/>
-          <w:p>
-            <w:pPr>
-              <w:rPr/>
-            </w:pPr>
-            <w:r>
-              <w:rPr>
-                <w:sz w:val="19"/>
-                <w:szCs w:val="19"/>
-                <w:rtl w:val="0"/>
-              </w:rPr>
-              <w:t xml:space="preserve">US$ 0,63</w:t>
-            </w:r>
-            <w:r>
-              <w:rPr>
-                <w:rtl w:val="0"/>
-              </w:rPr>
-            </w:r>
-          </w:p>
-        </w:tc>
-      </w:tr>
-      <w:tr>
-        <w:trPr>
-          <w:cantSplit w:val="0"/>
-          <w:tblHeader w:val="0"/>
-        </w:trPr>
-        <w:tc>
-          <w:tcPr/>
-          <w:p>
-            <w:pPr>
-              <w:rPr/>
-            </w:pPr>
-            <w:r>
-              <w:rPr>
-                <w:sz w:val="19"/>
-                <w:szCs w:val="19"/>
-                <w:rtl w:val="0"/>
-              </w:rPr>
-              <w:t xml:space="preserve">Stack</w:t>
-            </w:r>
-            <w:r>
-              <w:rPr>
-                <w:rtl w:val="0"/>
-              </w:rPr>
-            </w:r>
-          </w:p>
-        </w:tc>
-        <w:tc>
-          <w:tcPr/>
-          <w:p>
-            <w:pPr>
-              <w:rPr/>
-            </w:pPr>
-            <w:r>
-              <w:rPr>
-                <w:sz w:val="19"/>
-                <w:szCs w:val="19"/>
-                <w:rtl w:val="0"/>
-              </w:rPr>
-              <w:t xml:space="preserve">Go</w:t>
-            </w:r>
-            <w:r>
-              <w:rPr>
-                <w:rtl w:val="0"/>
-              </w:rPr>
-            </w:r>
-          </w:p>
-        </w:tc>
-        <w:tc>
-          <w:tcPr/>
-          <w:p>
-            <w:pPr>
-              <w:rPr/>
-            </w:pPr>
-            <w:r>
-              <w:rPr>
-                <w:sz w:val="19"/>
-                <w:szCs w:val="19"/>
-                <w:rtl w:val="0"/>
-              </w:rPr>
-              <w:t xml:space="preserve">Python + SQLite</w:t>
-            </w:r>
-            <w:r>
-              <w:rPr>
-                <w:rtl w:val="0"/>
-              </w:rPr>
-            </w:r>
-          </w:p>
-        </w:tc>
-        <w:tc>
-          <w:tcPr/>
-          <w:p>
-            <w:pPr>
-              <w:rPr/>
-            </w:pPr>
-            <w:r>
-              <w:rPr>
-                <w:sz w:val="19"/>
-                <w:szCs w:val="19"/>
-                <w:rtl w:val="0"/>
-              </w:rPr>
-              <w:t xml:space="preserve">Python + SQLite</w:t>
-            </w:r>
-            <w:r>
-              <w:rPr>
-                <w:rtl w:val="0"/>
-              </w:rPr>
-            </w:r>
-          </w:p>
-        </w:tc>
-        <w:tc>
-          <w:tcPr/>
-          <w:p>
-            <w:pPr>
-              <w:rPr/>
-            </w:pPr>
-            <w:r>
-              <w:rPr>
-                <w:sz w:val="19"/>
-                <w:szCs w:val="19"/>
-                <w:rtl w:val="0"/>
-              </w:rPr>
-              <w:t xml:space="preserve">Python + SQLite</w:t>
-            </w:r>
-            <w:r>
-              <w:rPr>
-                <w:rtl w:val="0"/>
-              </w:rPr>
-            </w:r>
-          </w:p>
-        </w:tc>
-      </w:tr>
-      <w:tr>
-        <w:trPr>
-          <w:cantSplit w:val="0"/>
-          <w:tblHeader w:val="0"/>
-        </w:trPr>
-        <w:tc>
-          <w:tcPr/>
-          <w:p>
-            <w:pPr>
-              <w:rPr/>
-            </w:pPr>
-            <w:r>
-              <w:rPr>
-                <w:sz w:val="19"/>
-                <w:szCs w:val="19"/>
-                <w:rtl w:val="0"/>
-              </w:rPr>
-              <w:t xml:space="preserve">GET em carga normal (p50)</w:t>
-            </w:r>
-            <w:r>
-              <w:rPr>
-                <w:rtl w:val="0"/>
-              </w:rPr>
-            </w:r>
-          </w:p>
-        </w:tc>
-        <w:tc>
-          <w:tcPr/>
-          <w:p>
-            <w:pPr>
-              <w:rPr/>
-            </w:pPr>
-            <w:r>
-              <w:rPr>
-                <w:sz w:val="19"/>
-                <w:szCs w:val="19"/>
-                <w:rtl w:val="0"/>
-              </w:rPr>
-              <w:t xml:space="preserve">0,04 ms</w:t>
-            </w:r>
-            <w:r>
-              <w:rPr>
-                <w:rtl w:val="0"/>
-              </w:rPr>
-            </w:r>
-          </w:p>
-        </w:tc>
-        <w:tc>
-          <w:tcPr/>
-          <w:p>
-            <w:pPr>
-              <w:rPr/>
-            </w:pPr>
-            <w:r>
-              <w:rPr>
-                <w:sz w:val="19"/>
-                <w:szCs w:val="19"/>
-                <w:rtl w:val="0"/>
-              </w:rPr>
-              <w:t xml:space="preserve">1,32 ms</w:t>
-            </w:r>
-            <w:r>
-              <w:rPr>
-                <w:rtl w:val="0"/>
-              </w:rPr>
-            </w:r>
-          </w:p>
-        </w:tc>
-        <w:tc>
-          <w:tcPr/>
-          <w:p>
-            <w:pPr>
-              <w:rPr/>
-            </w:pPr>
-            <w:r>
-              <w:rPr>
-                <w:sz w:val="19"/>
-                <w:szCs w:val="19"/>
-                <w:rtl w:val="0"/>
-              </w:rPr>
-              <w:t xml:space="preserve">1,51 ms</w:t>
-            </w:r>
-            <w:r>
-              <w:rPr>
-                <w:rtl w:val="0"/>
-              </w:rPr>
-            </w:r>
-          </w:p>
-        </w:tc>
-        <w:tc>
-          <w:tcPr/>
-          <w:p>
-            <w:pPr>
-              <w:rPr/>
-            </w:pPr>
-            <w:r>
-              <w:rPr>
-                <w:sz w:val="19"/>
-                <w:szCs w:val="19"/>
-                <w:rtl w:val="0"/>
-              </w:rPr>
-              <w:t xml:space="preserve">1,50 ms</w:t>
-            </w:r>
-            <w:r>
-              <w:rPr>
-                <w:rtl w:val="0"/>
-              </w:rPr>
-            </w:r>
-          </w:p>
-        </w:tc>
-      </w:tr>
-      <w:tr>
-        <w:trPr>
-          <w:cantSplit w:val="0"/>
-          <w:tblHeader w:val="0"/>
-        </w:trPr>
-        <w:tc>
-          <w:tcPr/>
-          <w:p>
-            <w:pPr>
-              <w:rPr/>
-            </w:pPr>
-            <w:r>
-              <w:rPr>
-                <w:sz w:val="19"/>
-                <w:szCs w:val="19"/>
-                <w:rtl w:val="0"/>
-              </w:rPr>
-              <w:t xml:space="preserve">POST em carga normal (p50)</w:t>
-            </w:r>
-            <w:r>
-              <w:rPr>
-                <w:rtl w:val="0"/>
-              </w:rPr>
-            </w:r>
-          </w:p>
-        </w:tc>
-        <w:tc>
-          <w:tcPr/>
-          <w:p>
-            <w:pPr>
-              <w:rPr/>
-            </w:pPr>
-            <w:r>
-              <w:rPr>
-                <w:sz w:val="19"/>
-                <w:szCs w:val="19"/>
-                <w:rtl w:val="0"/>
-              </w:rPr>
-              <w:t xml:space="preserve">0,05 ms</w:t>
-            </w:r>
-            <w:r>
-              <w:rPr>
-                <w:rtl w:val="0"/>
-              </w:rPr>
-            </w:r>
-          </w:p>
-        </w:tc>
-        <w:tc>
-          <w:tcPr/>
-          <w:p>
-            <w:pPr>
-              <w:rPr/>
-            </w:pPr>
-            <w:r>
-              <w:rPr>
-                <w:sz w:val="19"/>
-                <w:szCs w:val="19"/>
-                <w:rtl w:val="0"/>
-              </w:rPr>
-              <w:t xml:space="preserve">42,3 ms</w:t>
-            </w:r>
-            <w:r>
-              <w:rPr>
-                <w:rtl w:val="0"/>
-              </w:rPr>
-            </w:r>
-          </w:p>
-        </w:tc>
-        <w:tc>
-          <w:tcPr/>
-          <w:p>
-            <w:pPr>
-              <w:rPr/>
-            </w:pPr>
-            <w:r>
-              <w:rPr>
-                <w:sz w:val="19"/>
-                <w:szCs w:val="19"/>
-                <w:rtl w:val="0"/>
-              </w:rPr>
-              <w:t xml:space="preserve">1,62 ms</w:t>
-            </w:r>
-            <w:r>
-              <w:rPr>
-                <w:rtl w:val="0"/>
-              </w:rPr>
-            </w:r>
-          </w:p>
-        </w:tc>
-        <w:tc>
-          <w:tcPr/>
-          <w:p>
-            <w:pPr>
-              <w:rPr/>
-            </w:pPr>
-            <w:r>
-              <w:rPr>
-                <w:sz w:val="19"/>
-                <w:szCs w:val="19"/>
-                <w:rtl w:val="0"/>
-              </w:rPr>
-              <w:t xml:space="preserve">1,57 ms</w:t>
-            </w:r>
-            <w:r>
-              <w:rPr>
-                <w:rtl w:val="0"/>
-              </w:rPr>
-            </w:r>
-          </w:p>
-        </w:tc>
-      </w:tr>
-    </w:tbl>
-    <w:p>
-      <w:pPr>
-        <w:rPr/>
-      </w:pPr>
-      <w:r>
-        <w:rPr>
-          <w:rtl w:val="0"/>
-        </w:rPr>
       </w:r>
     </w:p>
     <w:p>
